--- a/skills/phong-vattu/assets/bb-hop-tcg-xay-hscg.docx
+++ b/skills/phong-vattu/assets/bb-hop-tcg-xay-hscg.docx
@@ -12,17 +12,12 @@
         </w:rPr>
         <w:t xml:space="preserve">BỆNH VIỆN ĐK TỈNH PHÚ THỌ</w:t>
       </w:r>
-    </w:p>
-    <w:p>
-      <w:pPr>
-        <w:jc w:val="center"/>
-      </w:pPr>
-      <w:r>
-        <w:rPr>
-          <w:rFonts w:ascii="Times New Roman" w:hAnsi="Times New Roman" w:cs="Times New Roman"/>
-          <w:sz w:val="26"/>
-          <w:szCs w:val="26"/>
+      <w:r>
+        <w:rPr>
+          <w:rFonts w:ascii="Times New Roman" w:hAnsi="Times New Roman" w:cs="Times New Roman"/>
           <w:b/>
+          <w:sz w:val="26"/>
+          <w:szCs w:val="26"/>
         </w:rPr>
         <w:t xml:space="preserve">TỔ CHUYÊN GIA</w:t>
       </w:r>
@@ -37,205 +32,192 @@
         </w:rPr>
         <w:t xml:space="preserve"/>
       </w:r>
-    </w:p>
-    <w:p>
-      <w:pPr/>
-      <w:r>
-        <w:rPr>
-          <w:rFonts w:ascii="Times New Roman" w:hAnsi="Times New Roman" w:cs="Times New Roman"/>
-          <w:sz w:val="26"/>
-          <w:szCs w:val="26"/>
+      <w:r>
+        <w:rPr>
+          <w:rFonts w:ascii="Times New Roman" w:hAnsi="Times New Roman" w:cs="Times New Roman"/>
           <w:b/>
+          <w:sz w:val="26"/>
+          <w:szCs w:val="26"/>
         </w:rPr>
         <w:t xml:space="preserve">CỘNG HÒA XÃ HỘI CHỦ NGHĨA VIỆT NAM</w:t>
       </w:r>
-    </w:p>
-    <w:p>
-      <w:pPr>
-        <w:jc w:val="center"/>
-      </w:pPr>
-      <w:r>
-        <w:rPr>
-          <w:rFonts w:ascii="Times New Roman" w:hAnsi="Times New Roman" w:cs="Times New Roman"/>
+      <w:r>
+        <w:rPr>
+          <w:rFonts w:ascii="Times New Roman" w:hAnsi="Times New Roman" w:cs="Times New Roman"/>
+          <w:b/>
           <w:sz w:val="28"/>
           <w:szCs w:val="28"/>
-          <w:b/>
         </w:rPr>
         <w:t xml:space="preserve">Độc lập - Tự do - Hạnh phúc</w:t>
       </w:r>
     </w:p>
     <w:p>
       <w:pPr>
-        <w:jc w:val="center"/>
         <w:spacing w:before="60"/>
-      </w:pPr>
-      <w:r>
-        <w:rPr>
-          <w:rFonts w:ascii="Times New Roman" w:hAnsi="Times New Roman" w:cs="Times New Roman"/>
+        <w:jc w:val="center"/>
+      </w:pPr>
+      <w:r>
+        <w:rPr>
+          <w:rFonts w:ascii="Times New Roman" w:hAnsi="Times New Roman" w:cs="Times New Roman"/>
+          <w:i/>
           <w:sz w:val="28"/>
           <w:szCs w:val="28"/>
-          <w:i/>
         </w:rPr>
         <w:t xml:space="preserve">Phú Thọ, ngày {{NGAY_HOP}} tháng {{THANG_HOP}} năm {{NAM_HOP}}</w:t>
       </w:r>
       <w:r>
         <w:rPr>
           <w:rFonts w:ascii="Times New Roman" w:hAnsi="Times New Roman" w:cs="Times New Roman"/>
+          <w:b/>
           <w:sz w:val="28"/>
           <w:szCs w:val="28"/>
+        </w:rPr>
+        <w:t xml:space="preserve"/>
+      </w:r>
+    </w:p>
+    <w:p>
+      <w:pPr/>
+      <w:r>
+        <w:rPr>
+          <w:rFonts w:ascii="Times New Roman" w:hAnsi="Times New Roman" w:cs="Times New Roman"/>
           <w:b/>
-        </w:rPr>
-        <w:t xml:space="preserve"/>
-      </w:r>
-    </w:p>
-    <w:p>
-      <w:pPr/>
-      <w:r>
-        <w:rPr>
-          <w:rFonts w:ascii="Times New Roman" w:hAnsi="Times New Roman" w:cs="Times New Roman"/>
-          <w:sz w:val="26"/>
-          <w:szCs w:val="26"/>
+          <w:sz w:val="26"/>
+          <w:szCs w:val="26"/>
+        </w:rPr>
+        <w:t xml:space="preserve"/>
+      </w:r>
+      <w:r>
+        <w:rPr>
+          <w:rFonts w:ascii="Times New Roman" w:hAnsi="Times New Roman" w:cs="Times New Roman"/>
           <w:b/>
-        </w:rPr>
-        <w:t xml:space="preserve"/>
-      </w:r>
-    </w:p>
-    <w:p>
-      <w:pPr>
-        <w:jc w:val="center"/>
-      </w:pPr>
-      <w:r>
-        <w:rPr>
-          <w:rFonts w:ascii="Times New Roman" w:hAnsi="Times New Roman" w:cs="Times New Roman"/>
           <w:sz w:val="28"/>
           <w:szCs w:val="28"/>
+        </w:rPr>
+        <w:t xml:space="preserve">BIÊN BẢN HỌP TỔ CHUYÊN GIA</w:t>
+      </w:r>
+    </w:p>
+    <w:p>
+      <w:pPr>
+        <w:jc w:val="center"/>
+      </w:pPr>
+      <w:r>
+        <w:rPr>
+          <w:rFonts w:ascii="Times New Roman" w:hAnsi="Times New Roman" w:cs="Times New Roman"/>
           <w:b/>
-        </w:rPr>
-        <w:t xml:space="preserve">BIÊN BẢN HỌP TỔ CHUYÊN GIA</w:t>
-      </w:r>
-    </w:p>
-    <w:p>
-      <w:pPr>
-        <w:jc w:val="center"/>
-      </w:pPr>
-      <w:r>
-        <w:rPr>
-          <w:rFonts w:ascii="Times New Roman" w:hAnsi="Times New Roman" w:cs="Times New Roman"/>
-          <w:sz w:val="26"/>
-          <w:szCs w:val="26"/>
+          <w:sz w:val="26"/>
+          <w:szCs w:val="26"/>
+        </w:rPr>
+        <w:t xml:space="preserve">V/v thống nhất nội dung xây dựng hồ sơ mời chào giá trực tuyến rút gọn gói thầu: Mua sắm băng ghim và dụng cụ cắt khâu nối dùng trong phẫu thuật phục vụ công tác chuyên môn tại Bệnh viện đa khoa tỉnh Phú Thọ thuộc dự toán mua sắm: Mua sắm băng ghim và dụng cụ cắt khâu nối dùng trong phẫu thuật phục vụ công tác chuyên môn tại Bệnh viện đa khoa tỉnh Phú Thọ</w:t>
+      </w:r>
+    </w:p>
+    <w:p>
+      <w:pPr>
+        <w:jc w:val="center"/>
+      </w:pPr>
+      <w:r>
+        <w:rPr>
+          <w:rFonts w:ascii="Times New Roman" w:hAnsi="Times New Roman" w:cs="Times New Roman"/>
           <w:b/>
-        </w:rPr>
-        <w:t xml:space="preserve">V/v thống nhất nội dung xây dựng hồ sơ mời chào giá trực tuyến rút gọn gói thầu: Mua sắm băng ghim và dụng cụ cắt khâu nối dùng trong phẫu thuật phục vụ công tác chuyên môn tại Bệnh viện đa khoa tỉnh Phú Thọ thuộc dự toán mua sắm: Mua sắm băng ghim và dụng cụ cắt khâu nối dùng trong phẫu thuật phục vụ công tác chuyên môn tại Bệnh viện đa khoa tỉnh Phú Thọ</w:t>
-      </w:r>
-    </w:p>
-    <w:p>
-      <w:pPr>
-        <w:jc w:val="center"/>
-      </w:pPr>
-      <w:r>
-        <w:rPr>
-          <w:rFonts w:ascii="Times New Roman" w:hAnsi="Times New Roman" w:cs="Times New Roman"/>
-          <w:sz w:val="26"/>
-          <w:szCs w:val="26"/>
+          <w:sz w:val="26"/>
+          <w:szCs w:val="26"/>
+        </w:rPr>
+        <w:t xml:space="preserve"/>
+      </w:r>
+    </w:p>
+    <w:p>
+      <w:pPr>
+        <w:ind w:left="436" w:firstLine="284"/>
+      </w:pPr>
+      <w:r>
+        <w:rPr>
+          <w:rFonts w:ascii="Times New Roman" w:hAnsi="Times New Roman" w:cs="Times New Roman"/>
           <w:b/>
-        </w:rPr>
-        <w:t xml:space="preserve"/>
-      </w:r>
-    </w:p>
-    <w:p>
-      <w:pPr>
-        <w:ind w:left="436" w:first-line="284"/>
-      </w:pPr>
-      <w:r>
-        <w:rPr>
-          <w:rFonts w:ascii="Times New Roman" w:hAnsi="Times New Roman" w:cs="Times New Roman"/>
-          <w:sz w:val="26"/>
-          <w:szCs w:val="26"/>
+          <w:sz w:val="26"/>
+          <w:szCs w:val="26"/>
+        </w:rPr>
+        <w:t xml:space="preserve">I. Thời gian, địa điểm, thành phần dự họp:</w:t>
+      </w:r>
+    </w:p>
+    <w:p>
+      <w:pPr>
+        <w:ind w:firstLine="720"/>
+        <w:jc w:val="both"/>
+      </w:pPr>
+      <w:r>
+        <w:rPr>
+          <w:rFonts w:ascii="Times New Roman" w:hAnsi="Times New Roman" w:cs="Times New Roman"/>
+          <w:sz w:val="26"/>
+          <w:szCs w:val="26"/>
+        </w:rPr>
+        <w:t xml:space="preserve">-  Thời gian: 08 giờ 30 phút, ngày {{NGAY_DANG_TAI_KHLCNT}}.</w:t>
+      </w:r>
+    </w:p>
+    <w:p>
+      <w:pPr>
+        <w:ind w:firstLine="720"/>
+        <w:jc w:val="both"/>
+      </w:pPr>
+      <w:r>
+        <w:rPr>
+          <w:rFonts w:ascii="Times New Roman" w:hAnsi="Times New Roman" w:cs="Times New Roman"/>
+          <w:sz w:val="26"/>
+          <w:szCs w:val="26"/>
+        </w:rPr>
+        <w:t xml:space="preserve">-  Địa điểm: {{DIA_DIEM_HOP}}</w:t>
+      </w:r>
+    </w:p>
+    <w:p>
+      <w:pPr>
+        <w:ind w:firstLine="720"/>
+        <w:jc w:val="both"/>
+      </w:pPr>
+      <w:r>
+        <w:rPr>
+          <w:rFonts w:ascii="Times New Roman" w:hAnsi="Times New Roman" w:cs="Times New Roman"/>
+          <w:sz w:val="26"/>
+          <w:szCs w:val="26"/>
+        </w:rPr>
+        <w:t xml:space="preserve">- Thành phần: Tổ chuyên gia đấu thầu được kiện toàn theo Quyết định số {{SO_QD_KIEN_TOAN_TCG}}/QĐ-BV ngày {{NGAY_QD_KIEN_TOAN_TCG}} của Giám đốc Bệnh viện đa khoa tỉnh Phú Thọ, gồm các thành viên sau:</w:t>
+      </w:r>
+    </w:p>
+    <w:p>
+      <w:pPr>
+        <w:jc w:val="center"/>
+      </w:pPr>
+      <w:r>
+        <w:rPr>
+          <w:rFonts w:ascii="Times New Roman" w:hAnsi="Times New Roman" w:cs="Times New Roman"/>
           <w:b/>
-        </w:rPr>
-        <w:t xml:space="preserve">I. Thời gian, địa điểm, thành phần dự họp:</w:t>
-      </w:r>
-    </w:p>
-    <w:p>
-      <w:pPr>
-        <w:jc w:val="both"/>
-        <w:ind w:first-line="720"/>
-      </w:pPr>
-      <w:r>
-        <w:rPr>
-          <w:rFonts w:ascii="Times New Roman" w:hAnsi="Times New Roman" w:cs="Times New Roman"/>
-          <w:sz w:val="26"/>
-          <w:szCs w:val="26"/>
-        </w:rPr>
-        <w:t xml:space="preserve">-  Thời gian: 08 giờ 30 phút, ngày {{NGAY_DANG_TAI_KHLCNT}}.</w:t>
-      </w:r>
-    </w:p>
-    <w:p>
-      <w:pPr>
-        <w:jc w:val="both"/>
-        <w:ind w:first-line="720"/>
-      </w:pPr>
-      <w:r>
-        <w:rPr>
-          <w:rFonts w:ascii="Times New Roman" w:hAnsi="Times New Roman" w:cs="Times New Roman"/>
-          <w:sz w:val="26"/>
-          <w:szCs w:val="26"/>
-        </w:rPr>
-        <w:t xml:space="preserve">-  Địa điểm: {{DIA_DIEM_HOP}}</w:t>
-      </w:r>
-    </w:p>
-    <w:p>
-      <w:pPr>
-        <w:jc w:val="both"/>
-        <w:ind w:first-line="720"/>
-      </w:pPr>
-      <w:r>
-        <w:rPr>
-          <w:rFonts w:ascii="Times New Roman" w:hAnsi="Times New Roman" w:cs="Times New Roman"/>
-          <w:sz w:val="26"/>
-          <w:szCs w:val="26"/>
-        </w:rPr>
-        <w:t xml:space="preserve">- Thành phần: Tổ chuyên gia đấu thầu được kiện toàn theo Quyết định số {{SO_QD_KIEN_TOAN_TCG}}/QĐ-BV ngày {{NGAY_QD_KIEN_TOAN_TCG}} của Giám đốc Bệnh viện đa khoa tỉnh Phú Thọ, gồm các thành viên sau:</w:t>
-      </w:r>
-    </w:p>
-    <w:p>
-      <w:pPr>
-        <w:jc w:val="center"/>
-      </w:pPr>
-      <w:r>
-        <w:rPr>
-          <w:rFonts w:ascii="Times New Roman" w:hAnsi="Times New Roman" w:cs="Times New Roman"/>
-          <w:sz w:val="26"/>
-          <w:szCs w:val="26"/>
+          <w:sz w:val="26"/>
+          <w:szCs w:val="26"/>
+        </w:rPr>
+        <w:t xml:space="preserve">STT</w:t>
+      </w:r>
+    </w:p>
+    <w:p>
+      <w:pPr>
+        <w:jc w:val="center"/>
+      </w:pPr>
+      <w:r>
+        <w:rPr>
+          <w:rFonts w:ascii="Times New Roman" w:hAnsi="Times New Roman" w:cs="Times New Roman"/>
           <w:b/>
-        </w:rPr>
-        <w:t xml:space="preserve">STT</w:t>
-      </w:r>
-    </w:p>
-    <w:p>
-      <w:pPr>
-        <w:jc w:val="center"/>
-      </w:pPr>
-      <w:r>
-        <w:rPr>
-          <w:rFonts w:ascii="Times New Roman" w:hAnsi="Times New Roman" w:cs="Times New Roman"/>
-          <w:sz w:val="26"/>
-          <w:szCs w:val="26"/>
+          <w:sz w:val="26"/>
+          <w:szCs w:val="26"/>
+        </w:rPr>
+        <w:t xml:space="preserve">Họ và tên</w:t>
+      </w:r>
+    </w:p>
+    <w:p>
+      <w:pPr>
+        <w:jc w:val="center"/>
+      </w:pPr>
+      <w:r>
+        <w:rPr>
+          <w:rFonts w:ascii="Times New Roman" w:hAnsi="Times New Roman" w:cs="Times New Roman"/>
           <w:b/>
-        </w:rPr>
-        <w:t xml:space="preserve">Họ và tên</w:t>
-      </w:r>
-    </w:p>
-    <w:p>
-      <w:pPr>
-        <w:jc w:val="center"/>
-      </w:pPr>
-      <w:r>
-        <w:rPr>
-          <w:rFonts w:ascii="Times New Roman" w:hAnsi="Times New Roman" w:cs="Times New Roman"/>
-          <w:sz w:val="26"/>
-          <w:szCs w:val="26"/>
-          <w:b/>
+          <w:sz w:val="26"/>
+          <w:szCs w:val="26"/>
         </w:rPr>
         <w:t xml:space="preserve">Chức vụ/ Nhiệm vụ Tổ chuyên gia</w:t>
       </w:r>
@@ -263,9 +245,6 @@
         </w:rPr>
         <w:t xml:space="preserve">Bà {{TO_TRUONG_TCG_KY}}</w:t>
       </w:r>
-    </w:p>
-    <w:p>
-      <w:pPr/>
       <w:r>
         <w:rPr>
           <w:rFonts w:ascii="Times New Roman" w:hAnsi="Times New Roman" w:cs="Times New Roman"/>
@@ -274,9 +253,6 @@
         </w:rPr>
         <w:t xml:space="preserve">Phó Giám đốc Bệnh viện</w:t>
       </w:r>
-    </w:p>
-    <w:p>
-      <w:pPr/>
       <w:r>
         <w:rPr>
           <w:rFonts w:ascii="Times New Roman" w:hAnsi="Times New Roman" w:cs="Times New Roman"/>
@@ -285,11 +261,6 @@
         </w:rPr>
         <w:t xml:space="preserve">Tổ trưởng</w:t>
       </w:r>
-    </w:p>
-    <w:p>
-      <w:pPr>
-        <w:jc w:val="center"/>
-      </w:pPr>
       <w:r>
         <w:rPr>
           <w:rFonts w:ascii="Times New Roman" w:hAnsi="Times New Roman" w:cs="Times New Roman"/>
@@ -309,9 +280,6 @@
         </w:rPr>
         <w:t xml:space="preserve">Bà </w:t>
       </w:r>
-    </w:p>
-    <w:p>
-      <w:pPr/>
       <w:r>
         <w:rPr>
           <w:rFonts w:ascii="Times New Roman" w:hAnsi="Times New Roman" w:cs="Times New Roman"/>
@@ -320,11 +288,6 @@
         </w:rPr>
         <w:t xml:space="preserve">Phó Giám đốc Bệnh viện</w:t>
       </w:r>
-    </w:p>
-    <w:p>
-      <w:pPr>
-        <w:jc w:val="center"/>
-      </w:pPr>
       <w:r>
         <w:rPr>
           <w:rFonts w:ascii="Times New Roman" w:hAnsi="Times New Roman" w:cs="Times New Roman"/>
@@ -357,9 +320,6 @@
         </w:rPr>
         <w:t xml:space="preserve">Ông {{TRUONG_PHONG_VATTU_KY}}</w:t>
       </w:r>
-    </w:p>
-    <w:p>
-      <w:pPr/>
       <w:r>
         <w:rPr>
           <w:rFonts w:ascii="Times New Roman" w:hAnsi="Times New Roman" w:cs="Times New Roman"/>
@@ -368,11 +328,6 @@
         </w:rPr>
         <w:t xml:space="preserve">Trưởng phòng Vật tư, TBYT</w:t>
       </w:r>
-    </w:p>
-    <w:p>
-      <w:pPr>
-        <w:jc w:val="center"/>
-      </w:pPr>
       <w:r>
         <w:rPr>
           <w:rFonts w:ascii="Times New Roman" w:hAnsi="Times New Roman" w:cs="Times New Roman"/>
@@ -405,9 +360,6 @@
         </w:rPr>
         <w:t xml:space="preserve">Ông {{KE_TOAN_TRUONG_KY}}</w:t>
       </w:r>
-    </w:p>
-    <w:p>
-      <w:pPr/>
       <w:r>
         <w:rPr>
           <w:rFonts w:ascii="Times New Roman" w:hAnsi="Times New Roman" w:cs="Times New Roman"/>
@@ -416,11 +368,6 @@
         </w:rPr>
         <w:t xml:space="preserve">Kế toán trưởng</w:t>
       </w:r>
-    </w:p>
-    <w:p>
-      <w:pPr>
-        <w:jc w:val="center"/>
-      </w:pPr>
       <w:r>
         <w:rPr>
           <w:rFonts w:ascii="Times New Roman" w:hAnsi="Times New Roman" w:cs="Times New Roman"/>
@@ -453,9 +400,6 @@
         </w:rPr>
         <w:t xml:space="preserve">Ông </w:t>
       </w:r>
-    </w:p>
-    <w:p>
-      <w:pPr/>
       <w:r>
         <w:rPr>
           <w:rFonts w:ascii="Times New Roman" w:hAnsi="Times New Roman" w:cs="Times New Roman"/>
@@ -464,11 +408,6 @@
         </w:rPr>
         <w:t xml:space="preserve">Giám đốc TT Xét nghiệm</w:t>
       </w:r>
-    </w:p>
-    <w:p>
-      <w:pPr>
-        <w:jc w:val="center"/>
-      </w:pPr>
       <w:r>
         <w:rPr>
           <w:rFonts w:ascii="Times New Roman" w:hAnsi="Times New Roman" w:cs="Times New Roman"/>
@@ -501,9 +440,6 @@
         </w:rPr>
         <w:t xml:space="preserve">Ông </w:t>
       </w:r>
-    </w:p>
-    <w:p>
-      <w:pPr/>
       <w:r>
         <w:rPr>
           <w:rFonts w:ascii="Times New Roman" w:hAnsi="Times New Roman" w:cs="Times New Roman"/>
@@ -512,11 +448,6 @@
         </w:rPr>
         <w:t xml:space="preserve">Phụ trách phòng Kế hoạch tổng hợp</w:t>
       </w:r>
-    </w:p>
-    <w:p>
-      <w:pPr>
-        <w:jc w:val="center"/>
-      </w:pPr>
       <w:r>
         <w:rPr>
           <w:rFonts w:ascii="Times New Roman" w:hAnsi="Times New Roman" w:cs="Times New Roman"/>
@@ -549,9 +480,6 @@
         </w:rPr>
         <w:t xml:space="preserve">Ông </w:t>
       </w:r>
-    </w:p>
-    <w:p>
-      <w:pPr/>
       <w:r>
         <w:rPr>
           <w:rFonts w:ascii="Times New Roman" w:hAnsi="Times New Roman" w:cs="Times New Roman"/>
@@ -560,11 +488,6 @@
         </w:rPr>
         <w:t xml:space="preserve">Phụ trách khoa Mắt</w:t>
       </w:r>
-    </w:p>
-    <w:p>
-      <w:pPr>
-        <w:jc w:val="center"/>
-      </w:pPr>
       <w:r>
         <w:rPr>
           <w:rFonts w:ascii="Times New Roman" w:hAnsi="Times New Roman" w:cs="Times New Roman"/>
@@ -597,9 +520,6 @@
         </w:rPr>
         <w:t xml:space="preserve">Ông {{THU_KY_HDKH_KY}}</w:t>
       </w:r>
-    </w:p>
-    <w:p>
-      <w:pPr/>
       <w:r>
         <w:rPr>
           <w:rFonts w:ascii="Times New Roman" w:hAnsi="Times New Roman" w:cs="Times New Roman"/>
@@ -608,11 +528,6 @@
         </w:rPr>
         <w:t xml:space="preserve">GĐTT Đào tạo và CĐT</w:t>
       </w:r>
-    </w:p>
-    <w:p>
-      <w:pPr>
-        <w:jc w:val="center"/>
-      </w:pPr>
       <w:r>
         <w:rPr>
           <w:rFonts w:ascii="Times New Roman" w:hAnsi="Times New Roman" w:cs="Times New Roman"/>
@@ -645,9 +560,6 @@
         </w:rPr>
         <w:t xml:space="preserve">Ông </w:t>
       </w:r>
-    </w:p>
-    <w:p>
-      <w:pPr/>
       <w:r>
         <w:rPr>
           <w:rFonts w:ascii="Times New Roman" w:hAnsi="Times New Roman" w:cs="Times New Roman"/>
@@ -659,9 +571,9 @@
       <w:r>
         <w:rPr>
           <w:rFonts w:ascii="Times New Roman" w:hAnsi="Times New Roman" w:cs="Times New Roman"/>
-          <w:sz w:val="26"/>
-          <w:szCs w:val="26"/>
           <w:spacing w:val="-6"/>
+          <w:sz w:val="26"/>
+          <w:szCs w:val="26"/>
         </w:rPr>
         <w:t xml:space="preserve">Huyết học </w:t>
       </w:r>
@@ -673,11 +585,6 @@
         </w:rPr>
         <w:t xml:space="preserve"/>
       </w:r>
-    </w:p>
-    <w:p>
-      <w:pPr>
-        <w:jc w:val="center"/>
-      </w:pPr>
       <w:r>
         <w:rPr>
           <w:rFonts w:ascii="Times New Roman" w:hAnsi="Times New Roman" w:cs="Times New Roman"/>
@@ -710,9 +617,6 @@
         </w:rPr>
         <w:t xml:space="preserve">Ông </w:t>
       </w:r>
-    </w:p>
-    <w:p>
-      <w:pPr/>
       <w:r>
         <w:rPr>
           <w:rFonts w:ascii="Times New Roman" w:hAnsi="Times New Roman" w:cs="Times New Roman"/>
@@ -724,9 +628,9 @@
       <w:r>
         <w:rPr>
           <w:rFonts w:ascii="Times New Roman" w:hAnsi="Times New Roman" w:cs="Times New Roman"/>
-          <w:sz w:val="26"/>
-          <w:szCs w:val="26"/>
           <w:spacing w:val="-6"/>
+          <w:sz w:val="26"/>
+          <w:szCs w:val="26"/>
         </w:rPr>
         <w:t xml:space="preserve">Truyền máu - TT Huyết học truyền máu</w:t>
       </w:r>
@@ -738,11 +642,6 @@
         </w:rPr>
         <w:t xml:space="preserve"/>
       </w:r>
-    </w:p>
-    <w:p>
-      <w:pPr>
-        <w:jc w:val="center"/>
-      </w:pPr>
       <w:r>
         <w:rPr>
           <w:rFonts w:ascii="Times New Roman" w:hAnsi="Times New Roman" w:cs="Times New Roman"/>
@@ -775,9 +674,6 @@
         </w:rPr>
         <w:t xml:space="preserve">Bà </w:t>
       </w:r>
-    </w:p>
-    <w:p>
-      <w:pPr/>
       <w:r>
         <w:rPr>
           <w:rFonts w:ascii="Times New Roman" w:hAnsi="Times New Roman" w:cs="Times New Roman"/>
@@ -786,11 +682,6 @@
         </w:rPr>
         <w:t xml:space="preserve">Giám đốc Trung tâm Huyết học truyền máu</w:t>
       </w:r>
-    </w:p>
-    <w:p>
-      <w:pPr>
-        <w:jc w:val="center"/>
-      </w:pPr>
       <w:r>
         <w:rPr>
           <w:rFonts w:ascii="Times New Roman" w:hAnsi="Times New Roman" w:cs="Times New Roman"/>
@@ -823,9 +714,6 @@
         </w:rPr>
         <w:t xml:space="preserve">Bà </w:t>
       </w:r>
-    </w:p>
-    <w:p>
-      <w:pPr/>
       <w:r>
         <w:rPr>
           <w:rFonts w:ascii="Times New Roman" w:hAnsi="Times New Roman" w:cs="Times New Roman"/>
@@ -834,11 +722,6 @@
         </w:rPr>
         <w:t xml:space="preserve">Phụ trách khoa KSNK</w:t>
       </w:r>
-    </w:p>
-    <w:p>
-      <w:pPr>
-        <w:jc w:val="center"/>
-      </w:pPr>
       <w:r>
         <w:rPr>
           <w:rFonts w:ascii="Times New Roman" w:hAnsi="Times New Roman" w:cs="Times New Roman"/>
@@ -871,9 +754,6 @@
         </w:rPr>
         <w:t xml:space="preserve">Bà </w:t>
       </w:r>
-    </w:p>
-    <w:p>
-      <w:pPr/>
       <w:r>
         <w:rPr>
           <w:rFonts w:ascii="Times New Roman" w:hAnsi="Times New Roman" w:cs="Times New Roman"/>
@@ -882,11 +762,6 @@
         </w:rPr>
         <w:t xml:space="preserve">TK. HSTC - Chống độc</w:t>
       </w:r>
-    </w:p>
-    <w:p>
-      <w:pPr>
-        <w:jc w:val="center"/>
-      </w:pPr>
       <w:r>
         <w:rPr>
           <w:rFonts w:ascii="Times New Roman" w:hAnsi="Times New Roman" w:cs="Times New Roman"/>
@@ -919,9 +794,6 @@
         </w:rPr>
         <w:t xml:space="preserve">Bà </w:t>
       </w:r>
-    </w:p>
-    <w:p>
-      <w:pPr/>
       <w:r>
         <w:rPr>
           <w:rFonts w:ascii="Times New Roman" w:hAnsi="Times New Roman" w:cs="Times New Roman"/>
@@ -930,11 +802,6 @@
         </w:rPr>
         <w:t xml:space="preserve">Phụ trách khoa Vi sinh</w:t>
       </w:r>
-    </w:p>
-    <w:p>
-      <w:pPr>
-        <w:jc w:val="center"/>
-      </w:pPr>
       <w:r>
         <w:rPr>
           <w:rFonts w:ascii="Times New Roman" w:hAnsi="Times New Roman" w:cs="Times New Roman"/>
@@ -967,9 +834,6 @@
         </w:rPr>
         <w:t xml:space="preserve">Ông {{CHU_TICH_HDKH_KY}}</w:t>
       </w:r>
-    </w:p>
-    <w:p>
-      <w:pPr/>
       <w:r>
         <w:rPr>
           <w:rFonts w:ascii="Times New Roman" w:hAnsi="Times New Roman" w:cs="Times New Roman"/>
@@ -978,11 +842,6 @@
         </w:rPr>
         <w:t xml:space="preserve">Trưởng khoa Can thiệp tim mạch</w:t>
       </w:r>
-    </w:p>
-    <w:p>
-      <w:pPr>
-        <w:jc w:val="center"/>
-      </w:pPr>
       <w:r>
         <w:rPr>
           <w:rFonts w:ascii="Times New Roman" w:hAnsi="Times New Roman" w:cs="Times New Roman"/>
@@ -1015,9 +874,6 @@
         </w:rPr>
         <w:t xml:space="preserve">Bà </w:t>
       </w:r>
-    </w:p>
-    <w:p>
-      <w:pPr/>
       <w:r>
         <w:rPr>
           <w:rFonts w:ascii="Times New Roman" w:hAnsi="Times New Roman" w:cs="Times New Roman"/>
@@ -1026,11 +882,6 @@
         </w:rPr>
         <w:t xml:space="preserve">GĐTT Đột quỵ</w:t>
       </w:r>
-    </w:p>
-    <w:p>
-      <w:pPr>
-        <w:jc w:val="center"/>
-      </w:pPr>
       <w:r>
         <w:rPr>
           <w:rFonts w:ascii="Times New Roman" w:hAnsi="Times New Roman" w:cs="Times New Roman"/>
@@ -1063,9 +914,6 @@
         </w:rPr>
         <w:t xml:space="preserve">Ông </w:t>
       </w:r>
-    </w:p>
-    <w:p>
-      <w:pPr/>
       <w:r>
         <w:rPr>
           <w:rFonts w:ascii="Times New Roman" w:hAnsi="Times New Roman" w:cs="Times New Roman"/>
@@ -1074,11 +922,6 @@
         </w:rPr>
         <w:t xml:space="preserve">GĐTT CĐHA - Điện quang can thiệp</w:t>
       </w:r>
-    </w:p>
-    <w:p>
-      <w:pPr>
-        <w:jc w:val="center"/>
-      </w:pPr>
       <w:r>
         <w:rPr>
           <w:rFonts w:ascii="Times New Roman" w:hAnsi="Times New Roman" w:cs="Times New Roman"/>
@@ -1111,9 +954,6 @@
         </w:rPr>
         <w:t xml:space="preserve">Ông </w:t>
       </w:r>
-    </w:p>
-    <w:p>
-      <w:pPr/>
       <w:r>
         <w:rPr>
           <w:rFonts w:ascii="Times New Roman" w:hAnsi="Times New Roman" w:cs="Times New Roman"/>
@@ -1122,11 +962,6 @@
         </w:rPr>
         <w:t xml:space="preserve">TK. Phẫu thuật TM, lồng ngực</w:t>
       </w:r>
-    </w:p>
-    <w:p>
-      <w:pPr>
-        <w:jc w:val="center"/>
-      </w:pPr>
       <w:r>
         <w:rPr>
           <w:rFonts w:ascii="Times New Roman" w:hAnsi="Times New Roman" w:cs="Times New Roman"/>
@@ -1159,9 +994,6 @@
         </w:rPr>
         <w:t xml:space="preserve">Ông </w:t>
       </w:r>
-    </w:p>
-    <w:p>
-      <w:pPr/>
       <w:r>
         <w:rPr>
           <w:rFonts w:ascii="Times New Roman" w:hAnsi="Times New Roman" w:cs="Times New Roman"/>
@@ -1170,11 +1002,6 @@
         </w:rPr>
         <w:t xml:space="preserve">TK Giải phẫu bệnh</w:t>
       </w:r>
-    </w:p>
-    <w:p>
-      <w:pPr>
-        <w:jc w:val="center"/>
-      </w:pPr>
       <w:r>
         <w:rPr>
           <w:rFonts w:ascii="Times New Roman" w:hAnsi="Times New Roman" w:cs="Times New Roman"/>
@@ -1207,9 +1034,6 @@
         </w:rPr>
         <w:t xml:space="preserve">Ông </w:t>
       </w:r>
-    </w:p>
-    <w:p>
-      <w:pPr/>
       <w:r>
         <w:rPr>
           <w:rFonts w:ascii="Times New Roman" w:hAnsi="Times New Roman" w:cs="Times New Roman"/>
@@ -1218,11 +1042,6 @@
         </w:rPr>
         <w:t xml:space="preserve">TK Ngoại thần kinh</w:t>
       </w:r>
-    </w:p>
-    <w:p>
-      <w:pPr>
-        <w:jc w:val="center"/>
-      </w:pPr>
       <w:r>
         <w:rPr>
           <w:rFonts w:ascii="Times New Roman" w:hAnsi="Times New Roman" w:cs="Times New Roman"/>
@@ -1255,9 +1074,6 @@
         </w:rPr>
         <w:t xml:space="preserve">Ông </w:t>
       </w:r>
-    </w:p>
-    <w:p>
-      <w:pPr/>
       <w:r>
         <w:rPr>
           <w:rFonts w:ascii="Times New Roman" w:hAnsi="Times New Roman" w:cs="Times New Roman"/>
@@ -1266,11 +1082,6 @@
         </w:rPr>
         <w:t xml:space="preserve">TK Ngoại thận, tiết niệu</w:t>
       </w:r>
-    </w:p>
-    <w:p>
-      <w:pPr>
-        <w:jc w:val="center"/>
-      </w:pPr>
       <w:r>
         <w:rPr>
           <w:rFonts w:ascii="Times New Roman" w:hAnsi="Times New Roman" w:cs="Times New Roman"/>
@@ -1303,9 +1114,6 @@
         </w:rPr>
         <w:t xml:space="preserve">Ông </w:t>
       </w:r>
-    </w:p>
-    <w:p>
-      <w:pPr/>
       <w:r>
         <w:rPr>
           <w:rFonts w:ascii="Times New Roman" w:hAnsi="Times New Roman" w:cs="Times New Roman"/>
@@ -1314,11 +1122,6 @@
         </w:rPr>
         <w:t xml:space="preserve">TK Ngoại tiêu hóa, gan mật</w:t>
       </w:r>
-    </w:p>
-    <w:p>
-      <w:pPr>
-        <w:jc w:val="center"/>
-      </w:pPr>
       <w:r>
         <w:rPr>
           <w:rFonts w:ascii="Times New Roman" w:hAnsi="Times New Roman" w:cs="Times New Roman"/>
@@ -1351,9 +1154,6 @@
         </w:rPr>
         <w:t xml:space="preserve">Ông </w:t>
       </w:r>
-    </w:p>
-    <w:p>
-      <w:pPr/>
       <w:r>
         <w:rPr>
           <w:rFonts w:ascii="Times New Roman" w:hAnsi="Times New Roman" w:cs="Times New Roman"/>
@@ -1362,11 +1162,6 @@
         </w:rPr>
         <w:t xml:space="preserve">GĐTT Chấn thương chỉnh hình</w:t>
       </w:r>
-    </w:p>
-    <w:p>
-      <w:pPr>
-        <w:jc w:val="center"/>
-      </w:pPr>
       <w:r>
         <w:rPr>
           <w:rFonts w:ascii="Times New Roman" w:hAnsi="Times New Roman" w:cs="Times New Roman"/>
@@ -1399,9 +1194,6 @@
         </w:rPr>
         <w:t xml:space="preserve">Ông </w:t>
       </w:r>
-    </w:p>
-    <w:p>
-      <w:pPr/>
       <w:r>
         <w:rPr>
           <w:rFonts w:ascii="Times New Roman" w:hAnsi="Times New Roman" w:cs="Times New Roman"/>
@@ -1410,11 +1202,6 @@
         </w:rPr>
         <w:t xml:space="preserve">Phó Trưởng khoa, phụ trách khoa Nội yêu cầu</w:t>
       </w:r>
-    </w:p>
-    <w:p>
-      <w:pPr>
-        <w:jc w:val="center"/>
-      </w:pPr>
       <w:r>
         <w:rPr>
           <w:rFonts w:ascii="Times New Roman" w:hAnsi="Times New Roman" w:cs="Times New Roman"/>
@@ -1447,9 +1234,6 @@
         </w:rPr>
         <w:t xml:space="preserve">Bà </w:t>
       </w:r>
-    </w:p>
-    <w:p>
-      <w:pPr/>
       <w:r>
         <w:rPr>
           <w:rFonts w:ascii="Times New Roman" w:hAnsi="Times New Roman" w:cs="Times New Roman"/>
@@ -1458,11 +1242,6 @@
         </w:rPr>
         <w:t xml:space="preserve">Cán bộ phòng TCCB</w:t>
       </w:r>
-    </w:p>
-    <w:p>
-      <w:pPr>
-        <w:jc w:val="center"/>
-      </w:pPr>
       <w:r>
         <w:rPr>
           <w:rFonts w:ascii="Times New Roman" w:hAnsi="Times New Roman" w:cs="Times New Roman"/>
@@ -1495,9 +1274,6 @@
         </w:rPr>
         <w:t xml:space="preserve">Ông </w:t>
       </w:r>
-    </w:p>
-    <w:p>
-      <w:pPr/>
       <w:r>
         <w:rPr>
           <w:rFonts w:ascii="Times New Roman" w:hAnsi="Times New Roman" w:cs="Times New Roman"/>
@@ -1506,11 +1282,6 @@
         </w:rPr>
         <w:t xml:space="preserve">CB. phòng Tài chính kế toán</w:t>
       </w:r>
-    </w:p>
-    <w:p>
-      <w:pPr>
-        <w:jc w:val="center"/>
-      </w:pPr>
       <w:r>
         <w:rPr>
           <w:rFonts w:ascii="Times New Roman" w:hAnsi="Times New Roman" w:cs="Times New Roman"/>
@@ -1543,9 +1314,6 @@
         </w:rPr>
         <w:t xml:space="preserve">Ông </w:t>
       </w:r>
-    </w:p>
-    <w:p>
-      <w:pPr/>
       <w:r>
         <w:rPr>
           <w:rFonts w:ascii="Times New Roman" w:hAnsi="Times New Roman" w:cs="Times New Roman"/>
@@ -1554,11 +1322,6 @@
         </w:rPr>
         <w:t xml:space="preserve">CB.  phòng Vật tư - TBYT</w:t>
       </w:r>
-    </w:p>
-    <w:p>
-      <w:pPr>
-        <w:jc w:val="center"/>
-      </w:pPr>
       <w:r>
         <w:rPr>
           <w:rFonts w:ascii="Times New Roman" w:hAnsi="Times New Roman" w:cs="Times New Roman"/>
@@ -1591,9 +1354,6 @@
         </w:rPr>
         <w:t xml:space="preserve">Ông </w:t>
       </w:r>
-    </w:p>
-    <w:p>
-      <w:pPr/>
       <w:r>
         <w:rPr>
           <w:rFonts w:ascii="Times New Roman" w:hAnsi="Times New Roman" w:cs="Times New Roman"/>
@@ -1602,11 +1362,6 @@
         </w:rPr>
         <w:t xml:space="preserve">Cán bộ phòng Tài chính KT</w:t>
       </w:r>
-    </w:p>
-    <w:p>
-      <w:pPr>
-        <w:jc w:val="center"/>
-      </w:pPr>
       <w:r>
         <w:rPr>
           <w:rFonts w:ascii="Times New Roman" w:hAnsi="Times New Roman" w:cs="Times New Roman"/>
@@ -1639,9 +1394,6 @@
         </w:rPr>
         <w:t xml:space="preserve">Bà </w:t>
       </w:r>
-    </w:p>
-    <w:p>
-      <w:pPr/>
       <w:r>
         <w:rPr>
           <w:rFonts w:ascii="Times New Roman" w:hAnsi="Times New Roman" w:cs="Times New Roman"/>
@@ -1650,11 +1402,6 @@
         </w:rPr>
         <w:t xml:space="preserve">Cán bộ phòng Vật tư, TBYT</w:t>
       </w:r>
-    </w:p>
-    <w:p>
-      <w:pPr>
-        <w:jc w:val="center"/>
-      </w:pPr>
       <w:r>
         <w:rPr>
           <w:rFonts w:ascii="Times New Roman" w:hAnsi="Times New Roman" w:cs="Times New Roman"/>
@@ -1687,9 +1434,6 @@
         </w:rPr>
         <w:t xml:space="preserve">Bà </w:t>
       </w:r>
-    </w:p>
-    <w:p>
-      <w:pPr/>
       <w:r>
         <w:rPr>
           <w:rFonts w:ascii="Times New Roman" w:hAnsi="Times New Roman" w:cs="Times New Roman"/>
@@ -1698,11 +1442,6 @@
         </w:rPr>
         <w:t xml:space="preserve">Cán bộ phòng Vật tư, TBYT</w:t>
       </w:r>
-    </w:p>
-    <w:p>
-      <w:pPr>
-        <w:jc w:val="center"/>
-      </w:pPr>
       <w:r>
         <w:rPr>
           <w:rFonts w:ascii="Times New Roman" w:hAnsi="Times New Roman" w:cs="Times New Roman"/>
@@ -1735,9 +1474,6 @@
         </w:rPr>
         <w:t xml:space="preserve">Bà </w:t>
       </w:r>
-    </w:p>
-    <w:p>
-      <w:pPr/>
       <w:r>
         <w:rPr>
           <w:rFonts w:ascii="Times New Roman" w:hAnsi="Times New Roman" w:cs="Times New Roman"/>
@@ -1746,11 +1482,6 @@
         </w:rPr>
         <w:t xml:space="preserve">Cán bộ phòng Vật tư - TBYT</w:t>
       </w:r>
-    </w:p>
-    <w:p>
-      <w:pPr>
-        <w:jc w:val="center"/>
-      </w:pPr>
       <w:r>
         <w:rPr>
           <w:rFonts w:ascii="Times New Roman" w:hAnsi="Times New Roman" w:cs="Times New Roman"/>
@@ -1783,9 +1514,6 @@
         </w:rPr>
         <w:t xml:space="preserve">Bà </w:t>
       </w:r>
-    </w:p>
-    <w:p>
-      <w:pPr/>
       <w:r>
         <w:rPr>
           <w:rFonts w:ascii="Times New Roman" w:hAnsi="Times New Roman" w:cs="Times New Roman"/>
@@ -1794,11 +1522,6 @@
         </w:rPr>
         <w:t xml:space="preserve">CB. phòng Vật tư TBYT</w:t>
       </w:r>
-    </w:p>
-    <w:p>
-      <w:pPr>
-        <w:jc w:val="center"/>
-      </w:pPr>
       <w:r>
         <w:rPr>
           <w:rFonts w:ascii="Times New Roman" w:hAnsi="Times New Roman" w:cs="Times New Roman"/>
@@ -1831,9 +1554,6 @@
         </w:rPr>
         <w:t xml:space="preserve">Bà </w:t>
       </w:r>
-    </w:p>
-    <w:p>
-      <w:pPr/>
       <w:r>
         <w:rPr>
           <w:rFonts w:ascii="Times New Roman" w:hAnsi="Times New Roman" w:cs="Times New Roman"/>
@@ -1842,11 +1562,6 @@
         </w:rPr>
         <w:t xml:space="preserve">Cán bộ phòng Vật tư - TBYT</w:t>
       </w:r>
-    </w:p>
-    <w:p>
-      <w:pPr>
-        <w:jc w:val="center"/>
-      </w:pPr>
       <w:r>
         <w:rPr>
           <w:rFonts w:ascii="Times New Roman" w:hAnsi="Times New Roman" w:cs="Times New Roman"/>
@@ -1879,9 +1594,6 @@
         </w:rPr>
         <w:t xml:space="preserve">Bà </w:t>
       </w:r>
-    </w:p>
-    <w:p>
-      <w:pPr/>
       <w:r>
         <w:rPr>
           <w:rFonts w:ascii="Times New Roman" w:hAnsi="Times New Roman" w:cs="Times New Roman"/>
@@ -1890,11 +1602,6 @@
         </w:rPr>
         <w:t xml:space="preserve">Cán bộ phòng Vật tư - TBYT</w:t>
       </w:r>
-    </w:p>
-    <w:p>
-      <w:pPr>
-        <w:jc w:val="center"/>
-      </w:pPr>
       <w:r>
         <w:rPr>
           <w:rFonts w:ascii="Times New Roman" w:hAnsi="Times New Roman" w:cs="Times New Roman"/>
@@ -1927,9 +1634,6 @@
         </w:rPr>
         <w:t xml:space="preserve">Bà </w:t>
       </w:r>
-    </w:p>
-    <w:p>
-      <w:pPr/>
       <w:r>
         <w:rPr>
           <w:rFonts w:ascii="Times New Roman" w:hAnsi="Times New Roman" w:cs="Times New Roman"/>
@@ -1938,11 +1642,6 @@
         </w:rPr>
         <w:t xml:space="preserve">Cán bộ phòng Vật tư - TBYT</w:t>
       </w:r>
-    </w:p>
-    <w:p>
-      <w:pPr>
-        <w:jc w:val="center"/>
-      </w:pPr>
       <w:r>
         <w:rPr>
           <w:rFonts w:ascii="Times New Roman" w:hAnsi="Times New Roman" w:cs="Times New Roman"/>
@@ -1975,9 +1674,6 @@
         </w:rPr>
         <w:t xml:space="preserve">Bà </w:t>
       </w:r>
-    </w:p>
-    <w:p>
-      <w:pPr/>
       <w:r>
         <w:rPr>
           <w:rFonts w:ascii="Times New Roman" w:hAnsi="Times New Roman" w:cs="Times New Roman"/>
@@ -1986,11 +1682,6 @@
         </w:rPr>
         <w:t xml:space="preserve">Cán bộ phòng Vật tư - TBYT</w:t>
       </w:r>
-    </w:p>
-    <w:p>
-      <w:pPr>
-        <w:jc w:val="center"/>
-      </w:pPr>
       <w:r>
         <w:rPr>
           <w:rFonts w:ascii="Times New Roman" w:hAnsi="Times New Roman" w:cs="Times New Roman"/>
@@ -2023,9 +1714,6 @@
         </w:rPr>
         <w:t xml:space="preserve">Ông </w:t>
       </w:r>
-    </w:p>
-    <w:p>
-      <w:pPr/>
       <w:r>
         <w:rPr>
           <w:rFonts w:ascii="Times New Roman" w:hAnsi="Times New Roman" w:cs="Times New Roman"/>
@@ -2034,11 +1722,6 @@
         </w:rPr>
         <w:t xml:space="preserve">P. Trưởng phòng Vật tư, TBYT</w:t>
       </w:r>
-    </w:p>
-    <w:p>
-      <w:pPr>
-        <w:jc w:val="center"/>
-      </w:pPr>
       <w:r>
         <w:rPr>
           <w:rFonts w:ascii="Times New Roman" w:hAnsi="Times New Roman" w:cs="Times New Roman"/>
@@ -2050,16 +1733,16 @@
     </w:p>
     <w:p>
       <w:pPr>
-        <w:jc w:val="both"/>
-        <w:ind w:first-line="540"/>
         <w:spacing w:before="60" w:after="60"/>
-      </w:pPr>
-      <w:r>
-        <w:rPr>
-          <w:rFonts w:ascii="Times New Roman" w:hAnsi="Times New Roman" w:cs="Times New Roman"/>
-          <w:sz w:val="26"/>
-          <w:szCs w:val="26"/>
+        <w:ind w:firstLine="540"/>
+        <w:jc w:val="both"/>
+      </w:pPr>
+      <w:r>
+        <w:rPr>
+          <w:rFonts w:ascii="Times New Roman" w:hAnsi="Times New Roman" w:cs="Times New Roman"/>
           <w:b/>
+          <w:sz w:val="26"/>
+          <w:szCs w:val="26"/>
         </w:rPr>
         <w:t xml:space="preserve">II. Căn cứ pháp lý:</w:t>
       </w:r>
@@ -2074,8 +1757,8 @@
     </w:p>
     <w:p>
       <w:pPr>
-        <w:jc w:val="both"/>
-        <w:ind w:first-line="540"/>
+        <w:ind w:firstLine="540"/>
+        <w:jc w:val="both"/>
       </w:pPr>
       <w:r>
         <w:rPr>
@@ -2088,8 +1771,8 @@
     </w:p>
     <w:p>
       <w:pPr>
-        <w:jc w:val="both"/>
-        <w:ind w:first-line="540"/>
+        <w:ind w:firstLine="540"/>
+        <w:jc w:val="both"/>
       </w:pPr>
       <w:r>
         <w:rPr>
@@ -2102,8 +1785,8 @@
     </w:p>
     <w:p>
       <w:pPr>
-        <w:jc w:val="both"/>
-        <w:ind w:first-line="540"/>
+        <w:ind w:firstLine="540"/>
+        <w:jc w:val="both"/>
       </w:pPr>
       <w:r>
         <w:rPr>
@@ -2116,8 +1799,8 @@
     </w:p>
     <w:p>
       <w:pPr>
-        <w:jc w:val="both"/>
-        <w:ind w:first-line="540"/>
+        <w:ind w:firstLine="540"/>
+        <w:jc w:val="both"/>
       </w:pPr>
       <w:r>
         <w:rPr>
@@ -2130,8 +1813,8 @@
     </w:p>
     <w:p>
       <w:pPr>
-        <w:jc w:val="both"/>
-        <w:ind w:first-line="540"/>
+        <w:ind w:firstLine="540"/>
+        <w:jc w:val="both"/>
       </w:pPr>
       <w:r>
         <w:rPr>
@@ -2144,8 +1827,8 @@
     </w:p>
     <w:p>
       <w:pPr>
-        <w:jc w:val="both"/>
-        <w:ind w:first-line="540"/>
+        <w:ind w:firstLine="540"/>
+        <w:jc w:val="both"/>
       </w:pPr>
       <w:r>
         <w:rPr>
@@ -2158,8 +1841,8 @@
     </w:p>
     <w:p>
       <w:pPr>
-        <w:jc w:val="both"/>
-        <w:ind w:first-line="540"/>
+        <w:ind w:firstLine="540"/>
+        <w:jc w:val="both"/>
       </w:pPr>
       <w:r>
         <w:rPr>
@@ -2172,8 +1855,8 @@
     </w:p>
     <w:p>
       <w:pPr>
-        <w:jc w:val="both"/>
-        <w:ind w:first-line="540"/>
+        <w:ind w:firstLine="540"/>
+        <w:jc w:val="both"/>
       </w:pPr>
       <w:r>
         <w:rPr>
@@ -2186,8 +1869,8 @@
     </w:p>
     <w:p>
       <w:pPr>
-        <w:jc w:val="both"/>
-        <w:ind w:first-line="540"/>
+        <w:ind w:firstLine="540"/>
+        <w:jc w:val="both"/>
       </w:pPr>
       <w:r>
         <w:rPr>
@@ -2200,8 +1883,8 @@
     </w:p>
     <w:p>
       <w:pPr>
-        <w:jc w:val="both"/>
-        <w:ind w:first-line="540"/>
+        <w:ind w:firstLine="540"/>
+        <w:jc w:val="both"/>
       </w:pPr>
       <w:r>
         <w:rPr>
@@ -2214,8 +1897,8 @@
     </w:p>
     <w:p>
       <w:pPr>
-        <w:jc w:val="both"/>
-        <w:ind w:first-line="540"/>
+        <w:ind w:firstLine="540"/>
+        <w:jc w:val="both"/>
       </w:pPr>
       <w:r>
         <w:rPr>
@@ -2228,8 +1911,8 @@
     </w:p>
     <w:p>
       <w:pPr>
-        <w:jc w:val="both"/>
-        <w:ind w:first-line="567"/>
+        <w:ind w:firstLine="567"/>
+        <w:jc w:val="both"/>
       </w:pPr>
       <w:r>
         <w:rPr>
@@ -2242,8 +1925,8 @@
     </w:p>
     <w:p>
       <w:pPr>
-        <w:jc w:val="both"/>
-        <w:ind w:first-line="540"/>
+        <w:ind w:firstLine="540"/>
+        <w:jc w:val="both"/>
       </w:pPr>
       <w:r>
         <w:rPr>
@@ -2256,8 +1939,8 @@
     </w:p>
     <w:p>
       <w:pPr>
-        <w:jc w:val="both"/>
-        <w:ind w:first-line="540"/>
+        <w:ind w:firstLine="540"/>
+        <w:jc w:val="both"/>
       </w:pPr>
       <w:r>
         <w:rPr>
@@ -2270,8 +1953,8 @@
     </w:p>
     <w:p>
       <w:pPr>
-        <w:jc w:val="both"/>
-        <w:ind w:first-line="540"/>
+        <w:ind w:firstLine="540"/>
+        <w:jc w:val="both"/>
       </w:pPr>
       <w:r>
         <w:rPr>
@@ -2284,8 +1967,8 @@
     </w:p>
     <w:p>
       <w:pPr>
-        <w:jc w:val="both"/>
-        <w:ind w:first-line="540"/>
+        <w:ind w:firstLine="540"/>
+        <w:jc w:val="both"/>
       </w:pPr>
       <w:r>
         <w:rPr>
@@ -2298,8 +1981,8 @@
     </w:p>
     <w:p>
       <w:pPr>
-        <w:jc w:val="both"/>
-        <w:ind w:first-line="540"/>
+        <w:ind w:firstLine="540"/>
+        <w:jc w:val="both"/>
       </w:pPr>
       <w:r>
         <w:rPr>
@@ -2312,8 +1995,8 @@
     </w:p>
     <w:p>
       <w:pPr>
-        <w:jc w:val="both"/>
-        <w:ind w:first-line="567"/>
+        <w:ind w:firstLine="567"/>
+        <w:jc w:val="both"/>
       </w:pPr>
       <w:r>
         <w:rPr>
@@ -2326,8 +2009,8 @@
     </w:p>
     <w:p>
       <w:pPr>
-        <w:jc w:val="both"/>
-        <w:ind w:first-line="630"/>
+        <w:ind w:firstLine="630"/>
+        <w:jc w:val="both"/>
       </w:pPr>
       <w:r>
         <w:rPr>
@@ -2340,8 +2023,8 @@
     </w:p>
     <w:p>
       <w:pPr>
-        <w:jc w:val="both"/>
-        <w:ind w:first-line="567"/>
+        <w:ind w:firstLine="567"/>
+        <w:jc w:val="both"/>
       </w:pPr>
       <w:r>
         <w:rPr>
@@ -2354,8 +2037,8 @@
     </w:p>
     <w:p>
       <w:pPr>
-        <w:jc w:val="both"/>
-        <w:ind w:first-line="540"/>
+        <w:ind w:firstLine="540"/>
+        <w:jc w:val="both"/>
       </w:pPr>
       <w:r>
         <w:rPr>
@@ -2368,9 +2051,9 @@
       <w:r>
         <w:rPr>
           <w:rFonts w:ascii="Times New Roman" w:hAnsi="Times New Roman" w:cs="Times New Roman"/>
-          <w:sz w:val="26"/>
-          <w:szCs w:val="26"/>
           <w:spacing w:val="-2"/>
+          <w:sz w:val="26"/>
+          <w:szCs w:val="26"/>
         </w:rPr>
         <w:t xml:space="preserve">Quyết định số {{SO_QD_NHIEM_VU_DU_TOAN}}/QĐ-BV </w:t>
       </w:r>
@@ -2385,9 +2068,9 @@
       <w:r>
         <w:rPr>
           <w:rFonts w:ascii="Times New Roman" w:hAnsi="Times New Roman" w:cs="Times New Roman"/>
-          <w:sz w:val="26"/>
-          <w:szCs w:val="26"/>
           <w:spacing w:val="-2"/>
+          <w:sz w:val="26"/>
+          <w:szCs w:val="26"/>
         </w:rPr>
         <w:t xml:space="preserve">{{NGAY_QD_NHIEM_VU_DU_TOAN}} </w:t>
       </w:r>
@@ -2402,8 +2085,8 @@
     </w:p>
     <w:p>
       <w:pPr>
-        <w:jc w:val="both"/>
-        <w:ind w:first-line="567"/>
+        <w:ind w:firstLine="567"/>
+        <w:jc w:val="both"/>
       </w:pPr>
       <w:r>
         <w:rPr>
@@ -2416,9 +2099,9 @@
       <w:r>
         <w:rPr>
           <w:rFonts w:ascii="Times New Roman" w:hAnsi="Times New Roman" w:cs="Times New Roman"/>
-          <w:sz w:val="26"/>
-          <w:szCs w:val="26"/>
           <w:i/>
+          <w:sz w:val="26"/>
+          <w:szCs w:val="26"/>
         </w:rPr>
         <w:t xml:space="preserve"> </w:t>
       </w:r>
@@ -2433,40 +2116,40 @@
     </w:p>
     <w:p>
       <w:pPr>
-        <w:jc w:val="both"/>
-        <w:ind w:first-line="567"/>
         <w:spacing w:after="60"/>
-      </w:pPr>
-      <w:r>
-        <w:rPr>
-          <w:rFonts w:ascii="Times New Roman" w:hAnsi="Times New Roman" w:cs="Times New Roman"/>
-          <w:sz w:val="26"/>
-          <w:szCs w:val="26"/>
+        <w:ind w:firstLine="567"/>
+        <w:jc w:val="both"/>
+      </w:pPr>
+      <w:r>
+        <w:rPr>
+          <w:rFonts w:ascii="Times New Roman" w:hAnsi="Times New Roman" w:cs="Times New Roman"/>
           <w:b/>
+          <w:sz w:val="26"/>
+          <w:szCs w:val="26"/>
         </w:rPr>
         <w:t xml:space="preserve">III. Nội dung cuộc họp</w:t>
       </w:r>
     </w:p>
     <w:p>
       <w:pPr>
-        <w:jc w:val="both"/>
-        <w:ind w:first-line="567"/>
         <w:spacing w:after="60"/>
-      </w:pPr>
-      <w:r>
-        <w:rPr>
-          <w:rFonts w:ascii="Times New Roman" w:hAnsi="Times New Roman" w:cs="Times New Roman"/>
-          <w:sz w:val="26"/>
-          <w:szCs w:val="26"/>
+        <w:ind w:firstLine="567"/>
+        <w:jc w:val="both"/>
+      </w:pPr>
+      <w:r>
+        <w:rPr>
+          <w:rFonts w:ascii="Times New Roman" w:hAnsi="Times New Roman" w:cs="Times New Roman"/>
           <w:b/>
+          <w:sz w:val="26"/>
+          <w:szCs w:val="26"/>
         </w:rPr>
         <w:t xml:space="preserve">3.1. Khái quát về nội dung kế hoạch lựa chọn nhà thầu</w:t>
       </w:r>
     </w:p>
     <w:p>
       <w:pPr>
-        <w:jc w:val="both"/>
         <w:ind w:left="630"/>
+        <w:jc w:val="both"/>
       </w:pPr>
       <w:r>
         <w:rPr>
@@ -2479,208 +2162,208 @@
     </w:p>
     <w:p>
       <w:pPr>
-        <w:jc w:val="both"/>
+        <w:spacing w:before="144" w:after="144"/>
         <w:ind w:left="630"/>
+        <w:jc w:val="both"/>
+      </w:pPr>
+      <w:r>
+        <w:rPr>
+          <w:rFonts w:ascii="Times New Roman" w:hAnsi="Times New Roman" w:cs="Times New Roman"/>
+          <w:sz w:val="26"/>
+          <w:szCs w:val="26"/>
+        </w:rPr>
+        <w:t xml:space="preserve">Tên gói thầu: Mua sắm băng ghim và dụng cụ cắt khâu nối dùng trong phẫu thuật phục vụ công tác chuyên môn tại Bệnh viện đa khoa tỉnh Phú Thọ.</w:t>
+      </w:r>
+    </w:p>
+    <w:p>
+      <w:pPr>
         <w:spacing w:before="144" w:after="144"/>
-      </w:pPr>
-      <w:r>
-        <w:rPr>
-          <w:rFonts w:ascii="Times New Roman" w:hAnsi="Times New Roman" w:cs="Times New Roman"/>
-          <w:sz w:val="26"/>
-          <w:szCs w:val="26"/>
-        </w:rPr>
-        <w:t xml:space="preserve">Tên gói thầu: Mua sắm băng ghim và dụng cụ cắt khâu nối dùng trong phẫu thuật phục vụ công tác chuyên môn tại Bệnh viện đa khoa tỉnh Phú Thọ.</w:t>
-      </w:r>
-    </w:p>
-    <w:p>
-      <w:pPr>
-        <w:jc w:val="both"/>
         <w:ind w:left="630"/>
+        <w:jc w:val="both"/>
+      </w:pPr>
+      <w:r>
+        <w:rPr>
+          <w:rFonts w:ascii="Times New Roman" w:hAnsi="Times New Roman" w:cs="Times New Roman"/>
+          <w:sz w:val="26"/>
+          <w:szCs w:val="26"/>
+        </w:rPr>
+        <w:t xml:space="preserve">Giá gói thầu: {{TONG_MUC_DU_TOAN}} VND</w:t>
+      </w:r>
+      <w:r>
+        <w:rPr>
+          <w:rFonts w:ascii="Times" w:hAnsi="Times" w:cs="Times"/>
+          <w:sz w:val="26"/>
+          <w:szCs w:val="26"/>
+        </w:rPr>
+        <w:t xml:space="preserve"> (</w:t>
+      </w:r>
+      <w:r>
+        <w:rPr>
+          <w:rFonts w:ascii="Times New Roman" w:hAnsi="Times New Roman" w:cs="Times New Roman"/>
+          <w:sz w:val="26"/>
+          <w:szCs w:val="26"/>
+        </w:rPr>
+        <w:t xml:space="preserve">Bằng chữ: {{TONG_MUC_DU_TOAN_CHU}} ./.).</w:t>
+      </w:r>
+      <w:r>
+        <w:rPr>
+          <w:rFonts w:ascii="Times" w:hAnsi="Times" w:cs="Times"/>
+          <w:sz w:val="26"/>
+          <w:szCs w:val="26"/>
+        </w:rPr>
+        <w:t xml:space="preserve"/>
+      </w:r>
+    </w:p>
+    <w:p>
+      <w:pPr>
         <w:spacing w:before="144" w:after="144"/>
-      </w:pPr>
-      <w:r>
-        <w:rPr>
-          <w:rFonts w:ascii="Times New Roman" w:hAnsi="Times New Roman" w:cs="Times New Roman"/>
-          <w:sz w:val="26"/>
-          <w:szCs w:val="26"/>
-        </w:rPr>
-        <w:t xml:space="preserve">Giá gói thầu: {{TONG_MUC_DU_TOAN}} VND</w:t>
-      </w:r>
-      <w:r>
-        <w:rPr>
-          <w:rFonts w:ascii="Times" w:hAnsi="Times" w:cs="Times"/>
-          <w:sz w:val="26"/>
-          <w:szCs w:val="26"/>
-        </w:rPr>
-        <w:t xml:space="preserve"> (</w:t>
-      </w:r>
-      <w:r>
-        <w:rPr>
-          <w:rFonts w:ascii="Times New Roman" w:hAnsi="Times New Roman" w:cs="Times New Roman"/>
-          <w:sz w:val="26"/>
-          <w:szCs w:val="26"/>
-        </w:rPr>
-        <w:t xml:space="preserve">Bằng chữ: {{TONG_MUC_DU_TOAN_CHU}} ./.).</w:t>
-      </w:r>
-      <w:r>
-        <w:rPr>
-          <w:rFonts w:ascii="Times" w:hAnsi="Times" w:cs="Times"/>
-          <w:sz w:val="26"/>
-          <w:szCs w:val="26"/>
-        </w:rPr>
-        <w:t xml:space="preserve"/>
-      </w:r>
-    </w:p>
-    <w:p>
-      <w:pPr>
-        <w:jc w:val="both"/>
-        <w:ind w:first-line="540"/>
+        <w:ind w:firstLine="540"/>
+        <w:jc w:val="both"/>
+      </w:pPr>
+      <w:r>
+        <w:rPr>
+          <w:rFonts w:ascii="Times New Roman" w:hAnsi="Times New Roman" w:cs="Times New Roman"/>
+          <w:sz w:val="26"/>
+          <w:szCs w:val="26"/>
+        </w:rPr>
+        <w:t xml:space="preserve"> Chủ đầu tư: Bệnh viện đa khoa tỉnh Phú Thọ.</w:t>
+      </w:r>
+    </w:p>
+    <w:p>
+      <w:pPr>
         <w:spacing w:before="144" w:after="144"/>
-      </w:pPr>
-      <w:r>
-        <w:rPr>
-          <w:rFonts w:ascii="Times New Roman" w:hAnsi="Times New Roman" w:cs="Times New Roman"/>
-          <w:sz w:val="26"/>
-          <w:szCs w:val="26"/>
-        </w:rPr>
-        <w:t xml:space="preserve"> Chủ đầu tư: Bệnh viện đa khoa tỉnh Phú Thọ.</w:t>
-      </w:r>
-    </w:p>
-    <w:p>
-      <w:pPr>
-        <w:jc w:val="both"/>
         <w:ind w:left="630"/>
+        <w:jc w:val="both"/>
+      </w:pPr>
+      <w:r>
+        <w:rPr>
+          <w:rFonts w:ascii="Times New Roman" w:hAnsi="Times New Roman" w:cs="Times New Roman"/>
+          <w:sz w:val="26"/>
+          <w:szCs w:val="26"/>
+        </w:rPr>
+        <w:t xml:space="preserve">Mục tiêu đầu tư: Bảo đảm cung ứng đầy đủ vật tư y tế băng ghim và dụng cụ cắt khâu nối phục vụ công tác chuyên môn đáp ứng kịp thời nhu cầu người bệnh đến khám và điều trị tại Bệnh viện đa khoa tỉnh Phú Thọ.</w:t>
+      </w:r>
+    </w:p>
+    <w:p>
+      <w:pPr>
         <w:spacing w:before="144" w:after="144"/>
-      </w:pPr>
-      <w:r>
-        <w:rPr>
-          <w:rFonts w:ascii="Times New Roman" w:hAnsi="Times New Roman" w:cs="Times New Roman"/>
-          <w:sz w:val="26"/>
-          <w:szCs w:val="26"/>
-        </w:rPr>
-        <w:t xml:space="preserve">Mục tiêu đầu tư: Bảo đảm cung ứng đầy đủ vật tư y tế băng ghim và dụng cụ cắt khâu nối phục vụ công tác chuyên môn đáp ứng kịp thời nhu cầu người bệnh đến khám và điều trị tại Bệnh viện đa khoa tỉnh Phú Thọ.</w:t>
-      </w:r>
-    </w:p>
-    <w:p>
-      <w:pPr>
-        <w:jc w:val="both"/>
         <w:ind w:left="630"/>
+        <w:jc w:val="both"/>
+      </w:pPr>
+      <w:r>
+        <w:rPr>
+          <w:rFonts w:ascii="Times New Roman" w:hAnsi="Times New Roman" w:cs="Times New Roman"/>
+          <w:sz w:val="26"/>
+          <w:szCs w:val="26"/>
+        </w:rPr>
+        <w:t xml:space="preserve">Địa điểm thực hiện: Bệnh viện đa khoa tỉnh Phú Thọ.</w:t>
+      </w:r>
+    </w:p>
+    <w:p>
+      <w:pPr>
         <w:spacing w:before="144" w:after="144"/>
-      </w:pPr>
-      <w:r>
-        <w:rPr>
-          <w:rFonts w:ascii="Times New Roman" w:hAnsi="Times New Roman" w:cs="Times New Roman"/>
-          <w:sz w:val="26"/>
-          <w:szCs w:val="26"/>
-        </w:rPr>
-        <w:t xml:space="preserve">Địa điểm thực hiện: Bệnh viện đa khoa tỉnh Phú Thọ.</w:t>
-      </w:r>
-    </w:p>
-    <w:p>
-      <w:pPr>
-        <w:jc w:val="both"/>
         <w:ind w:left="630"/>
+        <w:jc w:val="both"/>
+      </w:pPr>
+      <w:r>
+        <w:rPr>
+          <w:rFonts w:ascii="Times New Roman" w:hAnsi="Times New Roman" w:cs="Times New Roman"/>
+          <w:sz w:val="26"/>
+          <w:szCs w:val="26"/>
+        </w:rPr>
+        <w:t xml:space="preserve">Hình thức lựa chọn nhà thầu: Chào giá trực tuyến rút gọn.</w:t>
+      </w:r>
+    </w:p>
+    <w:p>
+      <w:pPr>
         <w:spacing w:before="144" w:after="144"/>
-      </w:pPr>
-      <w:r>
-        <w:rPr>
-          <w:rFonts w:ascii="Times New Roman" w:hAnsi="Times New Roman" w:cs="Times New Roman"/>
-          <w:sz w:val="26"/>
-          <w:szCs w:val="26"/>
-        </w:rPr>
-        <w:t xml:space="preserve">Hình thức lựa chọn nhà thầu: Chào giá trực tuyến rút gọn.</w:t>
-      </w:r>
-    </w:p>
-    <w:p>
-      <w:pPr>
-        <w:jc w:val="both"/>
         <w:ind w:left="630"/>
+        <w:jc w:val="both"/>
+      </w:pPr>
+      <w:r>
+        <w:rPr>
+          <w:rFonts w:ascii="Times New Roman" w:hAnsi="Times New Roman" w:cs="Times New Roman"/>
+          <w:sz w:val="26"/>
+          <w:szCs w:val="26"/>
+        </w:rPr>
+        <w:t xml:space="preserve">Nguồn vốn: </w:t>
+      </w:r>
+      <w:r>
+        <w:rPr>
+          <w:rFonts w:ascii="Times New Roman" w:hAnsi="Times New Roman" w:cs="Times New Roman"/>
+          <w:spacing w:val="3"/>
+          <w:sz w:val="26"/>
+          <w:szCs w:val="26"/>
+        </w:rPr>
+        <w:t xml:space="preserve">Nguồn thu từ dịch vụ khám chữa bệnh và các nguồn kinh phí hợp pháp khác của Bệnh viện</w:t>
+      </w:r>
+      <w:r>
+        <w:rPr>
+          <w:rFonts w:ascii="Times New Roman" w:hAnsi="Times New Roman" w:cs="Times New Roman"/>
+          <w:sz w:val="26"/>
+          <w:szCs w:val="26"/>
+        </w:rPr>
+        <w:t xml:space="preserve">.</w:t>
+      </w:r>
+    </w:p>
+    <w:p>
+      <w:pPr>
         <w:spacing w:before="144" w:after="144"/>
-      </w:pPr>
-      <w:r>
-        <w:rPr>
-          <w:rFonts w:ascii="Times New Roman" w:hAnsi="Times New Roman" w:cs="Times New Roman"/>
-          <w:sz w:val="26"/>
-          <w:szCs w:val="26"/>
-        </w:rPr>
-        <w:t xml:space="preserve">Nguồn vốn: </w:t>
-      </w:r>
-      <w:r>
-        <w:rPr>
-          <w:rFonts w:ascii="Times New Roman" w:hAnsi="Times New Roman" w:cs="Times New Roman"/>
-          <w:sz w:val="26"/>
-          <w:szCs w:val="26"/>
-          <w:spacing w:val="3"/>
-        </w:rPr>
-        <w:t xml:space="preserve">Nguồn thu từ dịch vụ khám chữa bệnh và các nguồn kinh phí hợp pháp khác của Bệnh viện</w:t>
-      </w:r>
-      <w:r>
-        <w:rPr>
-          <w:rFonts w:ascii="Times New Roman" w:hAnsi="Times New Roman" w:cs="Times New Roman"/>
-          <w:sz w:val="26"/>
-          <w:szCs w:val="26"/>
-        </w:rPr>
-        <w:t xml:space="preserve">.</w:t>
-      </w:r>
-    </w:p>
-    <w:p>
-      <w:pPr>
-        <w:jc w:val="both"/>
         <w:ind w:left="630"/>
+        <w:jc w:val="both"/>
+      </w:pPr>
+      <w:r>
+        <w:rPr>
+          <w:rFonts w:ascii="Times New Roman" w:hAnsi="Times New Roman" w:cs="Times New Roman"/>
+          <w:sz w:val="26"/>
+          <w:szCs w:val="26"/>
+        </w:rPr>
+        <w:t xml:space="preserve">Thời gian bắt đầu tổ chức lựa chọn nhà thầu: {{QUY_BAT_DAU_LCNT}}.</w:t>
+      </w:r>
+    </w:p>
+    <w:p>
+      <w:pPr>
         <w:spacing w:before="144" w:after="144"/>
-      </w:pPr>
-      <w:r>
-        <w:rPr>
-          <w:rFonts w:ascii="Times New Roman" w:hAnsi="Times New Roman" w:cs="Times New Roman"/>
-          <w:sz w:val="26"/>
-          <w:szCs w:val="26"/>
-        </w:rPr>
-        <w:t xml:space="preserve">Thời gian bắt đầu tổ chức lựa chọn nhà thầu: {{QUY_BAT_DAU_LCNT}}.</w:t>
-      </w:r>
-    </w:p>
-    <w:p>
-      <w:pPr>
-        <w:jc w:val="both"/>
         <w:ind w:left="630"/>
+        <w:jc w:val="both"/>
+      </w:pPr>
+      <w:r>
+        <w:rPr>
+          <w:rFonts w:ascii="Times New Roman" w:hAnsi="Times New Roman" w:cs="Times New Roman"/>
+          <w:sz w:val="26"/>
+          <w:szCs w:val="26"/>
+        </w:rPr>
+        <w:t xml:space="preserve"> Thời gian thực hiện hợp đồng: {{THOI_GIAN_THUC_HIEN}} ngày</w:t>
+      </w:r>
+      <w:r>
+        <w:rPr>
+          <w:rFonts w:ascii="Times New Roman" w:hAnsi="Times New Roman" w:cs="Times New Roman"/>
+          <w:b/>
+          <w:sz w:val="26"/>
+          <w:szCs w:val="26"/>
+        </w:rPr>
+        <w:t xml:space="preserve"> </w:t>
+      </w:r>
+    </w:p>
+    <w:p>
+      <w:pPr>
         <w:spacing w:before="144" w:after="144"/>
-      </w:pPr>
-      <w:r>
-        <w:rPr>
-          <w:rFonts w:ascii="Times New Roman" w:hAnsi="Times New Roman" w:cs="Times New Roman"/>
-          <w:sz w:val="26"/>
-          <w:szCs w:val="26"/>
-        </w:rPr>
-        <w:t xml:space="preserve"> Thời gian thực hiện hợp đồng: {{THOI_GIAN_THUC_HIEN}} ngày</w:t>
-      </w:r>
-      <w:r>
-        <w:rPr>
-          <w:rFonts w:ascii="Times New Roman" w:hAnsi="Times New Roman" w:cs="Times New Roman"/>
-          <w:sz w:val="26"/>
-          <w:szCs w:val="26"/>
+        <w:ind w:firstLine="567"/>
+      </w:pPr>
+      <w:r>
+        <w:rPr>
+          <w:rFonts w:ascii="Times New Roman" w:hAnsi="Times New Roman" w:cs="Times New Roman"/>
           <w:b/>
-        </w:rPr>
-        <w:t xml:space="preserve"> </w:t>
-      </w:r>
-    </w:p>
-    <w:p>
-      <w:pPr>
-        <w:ind w:first-line="567"/>
-        <w:spacing w:before="144" w:after="144"/>
-      </w:pPr>
-      <w:r>
-        <w:rPr>
-          <w:rFonts w:ascii="Times New Roman" w:hAnsi="Times New Roman" w:cs="Times New Roman"/>
-          <w:sz w:val="26"/>
-          <w:szCs w:val="26"/>
-          <w:b/>
+          <w:sz w:val="26"/>
+          <w:szCs w:val="26"/>
         </w:rPr>
         <w:t xml:space="preserve">3.2. Nội dung xây dựng hồ sơ mời chào giá trực tuyến rút gọn</w:t>
       </w:r>
     </w:p>
     <w:p>
       <w:pPr>
-        <w:jc w:val="both"/>
-        <w:ind w:first-line="567"/>
+        <w:ind w:firstLine="567"/>
+        <w:jc w:val="both"/>
       </w:pPr>
       <w:r>
         <w:rPr>
@@ -2693,8 +2376,8 @@
     </w:p>
     <w:p>
       <w:pPr>
-        <w:jc w:val="both"/>
-        <w:ind w:first-line="567"/>
+        <w:ind w:firstLine="567"/>
+        <w:jc w:val="both"/>
       </w:pPr>
       <w:r>
         <w:rPr>
@@ -2709,8 +2392,8 @@
     </w:p>
     <w:p>
       <w:pPr>
-        <w:jc w:val="both"/>
-        <w:ind w:first-line="567"/>
+        <w:ind w:firstLine="567"/>
+        <w:jc w:val="both"/>
       </w:pPr>
       <w:r>
         <w:rPr>
@@ -2723,8 +2406,8 @@
     </w:p>
     <w:p>
       <w:pPr>
-        <w:jc w:val="both"/>
-        <w:ind w:first-line="567"/>
+        <w:ind w:firstLine="567"/>
+        <w:jc w:val="both"/>
       </w:pPr>
       <w:r>
         <w:rPr>
@@ -2737,8 +2420,8 @@
     </w:p>
     <w:p>
       <w:pPr>
-        <w:jc w:val="both"/>
-        <w:ind w:first-line="567"/>
+        <w:ind w:firstLine="567"/>
+        <w:jc w:val="both"/>
       </w:pPr>
       <w:r>
         <w:rPr>
@@ -2753,8 +2436,8 @@
     </w:p>
     <w:p>
       <w:pPr>
-        <w:jc w:val="both"/>
-        <w:ind w:first-line="567"/>
+        <w:ind w:firstLine="567"/>
+        <w:jc w:val="both"/>
       </w:pPr>
       <w:r>
         <w:rPr>
@@ -2767,32 +2450,32 @@
       <w:r>
         <w:rPr>
           <w:rFonts w:ascii="Times New Roman" w:hAnsi="Times New Roman" w:cs="Times New Roman"/>
-          <w:sz w:val="26"/>
-          <w:szCs w:val="26"/>
           <w:i/>
+          <w:sz w:val="26"/>
+          <w:szCs w:val="26"/>
         </w:rPr>
         <w:t xml:space="preserve">đính kèm biên bản họp tổ chuyên gia.</w:t>
       </w:r>
     </w:p>
     <w:p>
       <w:pPr>
-        <w:jc w:val="both"/>
-        <w:ind w:first-line="567"/>
-      </w:pPr>
-      <w:r>
-        <w:rPr>
-          <w:rFonts w:ascii="Times New Roman" w:hAnsi="Times New Roman" w:cs="Times New Roman"/>
-          <w:sz w:val="26"/>
-          <w:szCs w:val="26"/>
+        <w:ind w:firstLine="567"/>
+        <w:jc w:val="both"/>
+      </w:pPr>
+      <w:r>
+        <w:rPr>
+          <w:rFonts w:ascii="Times New Roman" w:hAnsi="Times New Roman" w:cs="Times New Roman"/>
           <w:b/>
+          <w:sz w:val="26"/>
+          <w:szCs w:val="26"/>
         </w:rPr>
         <w:t xml:space="preserve">IV. Kết luận của Tổ chuyên gia </w:t>
       </w:r>
     </w:p>
     <w:p>
       <w:pPr>
-        <w:jc w:val="both"/>
-        <w:ind w:first-line="567"/>
+        <w:ind w:firstLine="567"/>
+        <w:jc w:val="both"/>
       </w:pPr>
       <w:r>
         <w:rPr>
@@ -2805,8 +2488,8 @@
     </w:p>
     <w:p>
       <w:pPr>
-        <w:jc w:val="both"/>
-        <w:ind w:first-line="567"/>
+        <w:ind w:firstLine="567"/>
+        <w:jc w:val="both"/>
       </w:pPr>
       <w:r>
         <w:rPr>
@@ -2819,8 +2502,8 @@
     </w:p>
     <w:p>
       <w:pPr>
-        <w:jc w:val="both"/>
-        <w:ind w:first-line="567"/>
+        <w:ind w:firstLine="567"/>
+        <w:jc w:val="both"/>
       </w:pPr>
       <w:r>
         <w:rPr>
@@ -2850,8 +2533,8 @@
     </w:p>
     <w:p>
       <w:pPr>
-        <w:jc w:val="both"/>
-        <w:ind w:first-line="567"/>
+        <w:ind w:firstLine="567"/>
+        <w:jc w:val="both"/>
       </w:pPr>
       <w:r>
         <w:rPr>
@@ -2864,8 +2547,8 @@
     </w:p>
     <w:p>
       <w:pPr>
-        <w:jc w:val="both"/>
-        <w:ind w:first-line="567"/>
+        <w:ind w:firstLine="567"/>
+        <w:jc w:val="both"/>
       </w:pPr>
       <w:r>
         <w:rPr>
@@ -2878,8 +2561,8 @@
     </w:p>
     <w:p>
       <w:pPr>
-        <w:jc w:val="both"/>
-        <w:ind w:first-line="567"/>
+        <w:ind w:firstLine="567"/>
+        <w:jc w:val="both"/>
       </w:pPr>
       <w:r>
         <w:rPr>
@@ -2892,30 +2575,30 @@
     </w:p>
     <w:p>
       <w:pPr>
-        <w:jc w:val="center"/>
         <w:spacing w:before="120" w:after="120"/>
-      </w:pPr>
-      <w:r>
-        <w:rPr>
-          <w:rFonts w:ascii="Times New Roman" w:hAnsi="Times New Roman" w:cs="Times New Roman"/>
-          <w:sz w:val="26"/>
-          <w:szCs w:val="26"/>
+        <w:jc w:val="center"/>
+      </w:pPr>
+      <w:r>
+        <w:rPr>
+          <w:rFonts w:ascii="Times New Roman" w:hAnsi="Times New Roman" w:cs="Times New Roman"/>
           <w:b/>
+          <w:sz w:val="26"/>
+          <w:szCs w:val="26"/>
         </w:rPr>
         <w:t xml:space="preserve">THƯ KÝ</w:t>
       </w:r>
     </w:p>
     <w:p>
       <w:pPr>
-        <w:jc w:val="center"/>
         <w:spacing w:before="120" w:after="120"/>
-      </w:pPr>
-      <w:r>
-        <w:rPr>
-          <w:rFonts w:ascii="Times New Roman" w:hAnsi="Times New Roman" w:cs="Times New Roman"/>
-          <w:sz w:val="26"/>
-          <w:szCs w:val="26"/>
+        <w:jc w:val="center"/>
+      </w:pPr>
+      <w:r>
+        <w:rPr>
+          <w:rFonts w:ascii="Times New Roman" w:hAnsi="Times New Roman" w:cs="Times New Roman"/>
           <w:b/>
+          <w:sz w:val="26"/>
+          <w:szCs w:val="26"/>
         </w:rPr>
         <w:t xml:space="preserve"/>
       </w:r>
@@ -2927,54 +2610,54 @@
       <w:r>
         <w:rPr>
           <w:rFonts w:ascii="Times New Roman" w:hAnsi="Times New Roman" w:cs="Times New Roman"/>
-          <w:sz w:val="26"/>
-          <w:szCs w:val="26"/>
           <w:b/>
-        </w:rPr>
-        <w:t xml:space="preserve"/>
-      </w:r>
-    </w:p>
-    <w:p>
-      <w:pPr>
-        <w:jc w:val="center"/>
+          <w:sz w:val="26"/>
+          <w:szCs w:val="26"/>
+        </w:rPr>
+        <w:t xml:space="preserve"/>
+      </w:r>
+    </w:p>
+    <w:p>
+      <w:pPr>
         <w:spacing w:before="120" w:after="120"/>
-      </w:pPr>
-      <w:r>
-        <w:rPr>
-          <w:rFonts w:ascii="Times New Roman" w:hAnsi="Times New Roman" w:cs="Times New Roman"/>
-          <w:sz w:val="26"/>
-          <w:szCs w:val="26"/>
+        <w:jc w:val="center"/>
+      </w:pPr>
+      <w:r>
+        <w:rPr>
+          <w:rFonts w:ascii="Times New Roman" w:hAnsi="Times New Roman" w:cs="Times New Roman"/>
           <w:b/>
-        </w:rPr>
-        <w:t xml:space="preserve"/>
-      </w:r>
-    </w:p>
-    <w:p>
-      <w:pPr>
-        <w:jc w:val="center"/>
+          <w:sz w:val="26"/>
+          <w:szCs w:val="26"/>
+        </w:rPr>
+        <w:t xml:space="preserve"/>
+      </w:r>
+    </w:p>
+    <w:p>
+      <w:pPr>
         <w:spacing w:before="120" w:after="120"/>
-      </w:pPr>
-      <w:r>
-        <w:rPr>
-          <w:rFonts w:ascii="Times New Roman" w:hAnsi="Times New Roman" w:cs="Times New Roman"/>
-          <w:sz w:val="26"/>
-          <w:szCs w:val="26"/>
+        <w:jc w:val="center"/>
+      </w:pPr>
+      <w:r>
+        <w:rPr>
+          <w:rFonts w:ascii="Times New Roman" w:hAnsi="Times New Roman" w:cs="Times New Roman"/>
           <w:b/>
+          <w:sz w:val="26"/>
+          <w:szCs w:val="26"/>
         </w:rPr>
         <w:t xml:space="preserve">TỔ TRƯỞNG</w:t>
       </w:r>
     </w:p>
     <w:p>
       <w:pPr>
-        <w:jc w:val="center"/>
         <w:spacing w:before="120" w:after="120"/>
-      </w:pPr>
-      <w:r>
-        <w:rPr>
-          <w:rFonts w:ascii="Times New Roman" w:hAnsi="Times New Roman" w:cs="Times New Roman"/>
-          <w:sz w:val="26"/>
-          <w:szCs w:val="26"/>
+        <w:jc w:val="center"/>
+      </w:pPr>
+      <w:r>
+        <w:rPr>
+          <w:rFonts w:ascii="Times New Roman" w:hAnsi="Times New Roman" w:cs="Times New Roman"/>
           <w:b/>
+          <w:sz w:val="26"/>
+          <w:szCs w:val="26"/>
         </w:rPr>
         <w:t xml:space="preserve"/>
       </w:r>
@@ -2986,98 +2669,98 @@
       <w:r>
         <w:rPr>
           <w:rFonts w:ascii="Times New Roman" w:hAnsi="Times New Roman" w:cs="Times New Roman"/>
-          <w:sz w:val="26"/>
-          <w:szCs w:val="26"/>
           <w:b/>
-        </w:rPr>
-        <w:t xml:space="preserve"/>
-      </w:r>
-    </w:p>
-    <w:p>
-      <w:pPr>
-        <w:jc w:val="center"/>
+          <w:sz w:val="26"/>
+          <w:szCs w:val="26"/>
+        </w:rPr>
+        <w:t xml:space="preserve"/>
+      </w:r>
+    </w:p>
+    <w:p>
+      <w:pPr>
         <w:spacing w:before="120" w:after="120"/>
-      </w:pPr>
-      <w:r>
-        <w:rPr>
-          <w:rFonts w:ascii="Times New Roman" w:hAnsi="Times New Roman" w:cs="Times New Roman"/>
-          <w:sz w:val="26"/>
-          <w:szCs w:val="26"/>
+        <w:jc w:val="center"/>
+      </w:pPr>
+      <w:r>
+        <w:rPr>
+          <w:rFonts w:ascii="Times New Roman" w:hAnsi="Times New Roman" w:cs="Times New Roman"/>
           <w:b/>
+          <w:sz w:val="26"/>
+          <w:szCs w:val="26"/>
         </w:rPr>
         <w:t xml:space="preserve">{{TO_TRUONG_TCG_KY}}</w:t>
       </w:r>
     </w:p>
     <w:p>
       <w:pPr>
-        <w:jc w:val="center"/>
         <w:spacing w:before="240" w:after="120"/>
-      </w:pPr>
-      <w:r>
-        <w:rPr>
-          <w:rFonts w:ascii="Times New Roman" w:hAnsi="Times New Roman" w:cs="Times New Roman"/>
-          <w:sz w:val="26"/>
-          <w:szCs w:val="26"/>
+        <w:jc w:val="center"/>
+      </w:pPr>
+      <w:r>
+        <w:rPr>
+          <w:rFonts w:ascii="Times New Roman" w:hAnsi="Times New Roman" w:cs="Times New Roman"/>
           <w:b/>
           <w:spacing w:val="-8"/>
+          <w:sz w:val="26"/>
+          <w:szCs w:val="26"/>
         </w:rPr>
         <w:t xml:space="preserve">CÁC THÀNH VIÊN TỔ CHUYÊN GIA DỰ HỌP</w:t>
       </w:r>
     </w:p>
     <w:p>
       <w:pPr>
-        <w:jc w:val="center"/>
         <w:spacing w:before="240" w:after="120"/>
-      </w:pPr>
-      <w:r>
-        <w:rPr>
-          <w:rFonts w:ascii="Times New Roman" w:hAnsi="Times New Roman" w:cs="Times New Roman"/>
+        <w:jc w:val="center"/>
+      </w:pPr>
+      <w:r>
+        <w:rPr>
+          <w:rFonts w:ascii="Times New Roman" w:hAnsi="Times New Roman" w:cs="Times New Roman"/>
+          <w:b/>
+          <w:spacing w:val="-8"/>
           <w:sz w:val="2"/>
           <w:szCs w:val="2"/>
+        </w:rPr>
+        <w:t xml:space="preserve"/>
+      </w:r>
+    </w:p>
+    <w:p>
+      <w:pPr>
+        <w:jc w:val="center"/>
+      </w:pPr>
+      <w:r>
+        <w:rPr>
+          <w:rFonts w:ascii="Times New Roman" w:hAnsi="Times New Roman" w:cs="Times New Roman"/>
           <w:b/>
-          <w:spacing w:val="-8"/>
-        </w:rPr>
-        <w:t xml:space="preserve"/>
-      </w:r>
-    </w:p>
-    <w:p>
-      <w:pPr>
-        <w:jc w:val="center"/>
-      </w:pPr>
-      <w:r>
-        <w:rPr>
-          <w:rFonts w:ascii="Times New Roman" w:hAnsi="Times New Roman" w:cs="Times New Roman"/>
-          <w:sz w:val="26"/>
-          <w:szCs w:val="26"/>
+          <w:sz w:val="26"/>
+          <w:szCs w:val="26"/>
+        </w:rPr>
+        <w:t xml:space="preserve">STT</w:t>
+      </w:r>
+    </w:p>
+    <w:p>
+      <w:pPr>
+        <w:jc w:val="center"/>
+      </w:pPr>
+      <w:r>
+        <w:rPr>
+          <w:rFonts w:ascii="Times New Roman" w:hAnsi="Times New Roman" w:cs="Times New Roman"/>
           <w:b/>
-        </w:rPr>
-        <w:t xml:space="preserve">STT</w:t>
-      </w:r>
-    </w:p>
-    <w:p>
-      <w:pPr>
-        <w:jc w:val="center"/>
-      </w:pPr>
-      <w:r>
-        <w:rPr>
-          <w:rFonts w:ascii="Times New Roman" w:hAnsi="Times New Roman" w:cs="Times New Roman"/>
-          <w:sz w:val="26"/>
-          <w:szCs w:val="26"/>
+          <w:sz w:val="26"/>
+          <w:szCs w:val="26"/>
+        </w:rPr>
+        <w:t xml:space="preserve">Họ và tên</w:t>
+      </w:r>
+    </w:p>
+    <w:p>
+      <w:pPr>
+        <w:jc w:val="center"/>
+      </w:pPr>
+      <w:r>
+        <w:rPr>
+          <w:rFonts w:ascii="Times New Roman" w:hAnsi="Times New Roman" w:cs="Times New Roman"/>
           <w:b/>
-        </w:rPr>
-        <w:t xml:space="preserve">Họ và tên</w:t>
-      </w:r>
-    </w:p>
-    <w:p>
-      <w:pPr>
-        <w:jc w:val="center"/>
-      </w:pPr>
-      <w:r>
-        <w:rPr>
-          <w:rFonts w:ascii="Times New Roman" w:hAnsi="Times New Roman" w:cs="Times New Roman"/>
-          <w:sz w:val="26"/>
-          <w:szCs w:val="26"/>
-          <w:b/>
+          <w:sz w:val="26"/>
+          <w:szCs w:val="26"/>
         </w:rPr>
         <w:t xml:space="preserve">Chữ ký</w:t>
       </w:r>
@@ -3105,11 +2788,6 @@
         </w:rPr>
         <w:t xml:space="preserve">Bà </w:t>
       </w:r>
-    </w:p>
-    <w:p>
-      <w:pPr>
-        <w:jc w:val="center"/>
-      </w:pPr>
       <w:r>
         <w:rPr>
           <w:rFonts w:ascii="Times New Roman" w:hAnsi="Times New Roman" w:cs="Times New Roman"/>
@@ -3142,11 +2820,6 @@
         </w:rPr>
         <w:t xml:space="preserve">Ông {{TRUONG_PHONG_VATTU_KY}}</w:t>
       </w:r>
-    </w:p>
-    <w:p>
-      <w:pPr>
-        <w:jc w:val="center"/>
-      </w:pPr>
       <w:r>
         <w:rPr>
           <w:rFonts w:ascii="Times New Roman" w:hAnsi="Times New Roman" w:cs="Times New Roman"/>
@@ -3179,11 +2852,6 @@
         </w:rPr>
         <w:t xml:space="preserve">Ông {{KE_TOAN_TRUONG_KY}}</w:t>
       </w:r>
-    </w:p>
-    <w:p>
-      <w:pPr>
-        <w:jc w:val="center"/>
-      </w:pPr>
       <w:r>
         <w:rPr>
           <w:rFonts w:ascii="Times New Roman" w:hAnsi="Times New Roman" w:cs="Times New Roman"/>
@@ -3216,11 +2884,6 @@
         </w:rPr>
         <w:t xml:space="preserve">Ông </w:t>
       </w:r>
-    </w:p>
-    <w:p>
-      <w:pPr>
-        <w:jc w:val="center"/>
-      </w:pPr>
       <w:r>
         <w:rPr>
           <w:rFonts w:ascii="Times New Roman" w:hAnsi="Times New Roman" w:cs="Times New Roman"/>
@@ -3253,11 +2916,6 @@
         </w:rPr>
         <w:t xml:space="preserve">Ông </w:t>
       </w:r>
-    </w:p>
-    <w:p>
-      <w:pPr>
-        <w:jc w:val="center"/>
-      </w:pPr>
       <w:r>
         <w:rPr>
           <w:rFonts w:ascii="Times New Roman" w:hAnsi="Times New Roman" w:cs="Times New Roman"/>
@@ -3290,11 +2948,6 @@
         </w:rPr>
         <w:t xml:space="preserve">Ông </w:t>
       </w:r>
-    </w:p>
-    <w:p>
-      <w:pPr>
-        <w:jc w:val="center"/>
-      </w:pPr>
       <w:r>
         <w:rPr>
           <w:rFonts w:ascii="Times New Roman" w:hAnsi="Times New Roman" w:cs="Times New Roman"/>
@@ -3327,11 +2980,6 @@
         </w:rPr>
         <w:t xml:space="preserve">Ông {{THU_KY_HDKH_KY}}</w:t>
       </w:r>
-    </w:p>
-    <w:p>
-      <w:pPr>
-        <w:jc w:val="center"/>
-      </w:pPr>
       <w:r>
         <w:rPr>
           <w:rFonts w:ascii="Times New Roman" w:hAnsi="Times New Roman" w:cs="Times New Roman"/>
@@ -3364,11 +3012,6 @@
         </w:rPr>
         <w:t xml:space="preserve">Ông </w:t>
       </w:r>
-    </w:p>
-    <w:p>
-      <w:pPr>
-        <w:jc w:val="center"/>
-      </w:pPr>
       <w:r>
         <w:rPr>
           <w:rFonts w:ascii="Times New Roman" w:hAnsi="Times New Roman" w:cs="Times New Roman"/>
@@ -3401,11 +3044,6 @@
         </w:rPr>
         <w:t xml:space="preserve">Ông </w:t>
       </w:r>
-    </w:p>
-    <w:p>
-      <w:pPr>
-        <w:jc w:val="center"/>
-      </w:pPr>
       <w:r>
         <w:rPr>
           <w:rFonts w:ascii="Times New Roman" w:hAnsi="Times New Roman" w:cs="Times New Roman"/>
@@ -3438,11 +3076,6 @@
         </w:rPr>
         <w:t xml:space="preserve">Bà </w:t>
       </w:r>
-    </w:p>
-    <w:p>
-      <w:pPr>
-        <w:jc w:val="center"/>
-      </w:pPr>
       <w:r>
         <w:rPr>
           <w:rFonts w:ascii="Times New Roman" w:hAnsi="Times New Roman" w:cs="Times New Roman"/>
@@ -3475,11 +3108,6 @@
         </w:rPr>
         <w:t xml:space="preserve">Bà </w:t>
       </w:r>
-    </w:p>
-    <w:p>
-      <w:pPr>
-        <w:jc w:val="center"/>
-      </w:pPr>
       <w:r>
         <w:rPr>
           <w:rFonts w:ascii="Times New Roman" w:hAnsi="Times New Roman" w:cs="Times New Roman"/>
@@ -3512,11 +3140,6 @@
         </w:rPr>
         <w:t xml:space="preserve">Bà </w:t>
       </w:r>
-    </w:p>
-    <w:p>
-      <w:pPr>
-        <w:jc w:val="center"/>
-      </w:pPr>
       <w:r>
         <w:rPr>
           <w:rFonts w:ascii="Times New Roman" w:hAnsi="Times New Roman" w:cs="Times New Roman"/>
@@ -3549,11 +3172,6 @@
         </w:rPr>
         <w:t xml:space="preserve">Bà </w:t>
       </w:r>
-    </w:p>
-    <w:p>
-      <w:pPr>
-        <w:jc w:val="center"/>
-      </w:pPr>
       <w:r>
         <w:rPr>
           <w:rFonts w:ascii="Times New Roman" w:hAnsi="Times New Roman" w:cs="Times New Roman"/>
@@ -3586,11 +3204,6 @@
         </w:rPr>
         <w:t xml:space="preserve">Ông {{CHU_TICH_HDKH_KY}}</w:t>
       </w:r>
-    </w:p>
-    <w:p>
-      <w:pPr>
-        <w:jc w:val="center"/>
-      </w:pPr>
       <w:r>
         <w:rPr>
           <w:rFonts w:ascii="Times New Roman" w:hAnsi="Times New Roman" w:cs="Times New Roman"/>
@@ -3623,11 +3236,6 @@
         </w:rPr>
         <w:t xml:space="preserve">Bà </w:t>
       </w:r>
-    </w:p>
-    <w:p>
-      <w:pPr>
-        <w:jc w:val="center"/>
-      </w:pPr>
       <w:r>
         <w:rPr>
           <w:rFonts w:ascii="Times New Roman" w:hAnsi="Times New Roman" w:cs="Times New Roman"/>
@@ -3660,11 +3268,6 @@
         </w:rPr>
         <w:t xml:space="preserve">Ông </w:t>
       </w:r>
-    </w:p>
-    <w:p>
-      <w:pPr>
-        <w:jc w:val="center"/>
-      </w:pPr>
       <w:r>
         <w:rPr>
           <w:rFonts w:ascii="Times New Roman" w:hAnsi="Times New Roman" w:cs="Times New Roman"/>
@@ -3697,11 +3300,6 @@
         </w:rPr>
         <w:t xml:space="preserve">Ông </w:t>
       </w:r>
-    </w:p>
-    <w:p>
-      <w:pPr>
-        <w:jc w:val="center"/>
-      </w:pPr>
       <w:r>
         <w:rPr>
           <w:rFonts w:ascii="Times New Roman" w:hAnsi="Times New Roman" w:cs="Times New Roman"/>
@@ -3734,11 +3332,6 @@
         </w:rPr>
         <w:t xml:space="preserve">Ông </w:t>
       </w:r>
-    </w:p>
-    <w:p>
-      <w:pPr>
-        <w:jc w:val="center"/>
-      </w:pPr>
       <w:r>
         <w:rPr>
           <w:rFonts w:ascii="Times New Roman" w:hAnsi="Times New Roman" w:cs="Times New Roman"/>
@@ -3771,11 +3364,6 @@
         </w:rPr>
         <w:t xml:space="preserve">Ông </w:t>
       </w:r>
-    </w:p>
-    <w:p>
-      <w:pPr>
-        <w:jc w:val="center"/>
-      </w:pPr>
       <w:r>
         <w:rPr>
           <w:rFonts w:ascii="Times New Roman" w:hAnsi="Times New Roman" w:cs="Times New Roman"/>
@@ -3808,11 +3396,6 @@
         </w:rPr>
         <w:t xml:space="preserve">Ông </w:t>
       </w:r>
-    </w:p>
-    <w:p>
-      <w:pPr>
-        <w:jc w:val="center"/>
-      </w:pPr>
       <w:r>
         <w:rPr>
           <w:rFonts w:ascii="Times New Roman" w:hAnsi="Times New Roman" w:cs="Times New Roman"/>
@@ -3845,11 +3428,6 @@
         </w:rPr>
         <w:t xml:space="preserve">Ông </w:t>
       </w:r>
-    </w:p>
-    <w:p>
-      <w:pPr>
-        <w:jc w:val="center"/>
-      </w:pPr>
       <w:r>
         <w:rPr>
           <w:rFonts w:ascii="Times New Roman" w:hAnsi="Times New Roman" w:cs="Times New Roman"/>
@@ -3882,11 +3460,6 @@
         </w:rPr>
         <w:t xml:space="preserve">Ông </w:t>
       </w:r>
-    </w:p>
-    <w:p>
-      <w:pPr>
-        <w:jc w:val="center"/>
-      </w:pPr>
       <w:r>
         <w:rPr>
           <w:rFonts w:ascii="Times New Roman" w:hAnsi="Times New Roman" w:cs="Times New Roman"/>
@@ -3919,11 +3492,6 @@
         </w:rPr>
         <w:t xml:space="preserve">Ông </w:t>
       </w:r>
-    </w:p>
-    <w:p>
-      <w:pPr>
-        <w:jc w:val="center"/>
-      </w:pPr>
       <w:r>
         <w:rPr>
           <w:rFonts w:ascii="Times New Roman" w:hAnsi="Times New Roman" w:cs="Times New Roman"/>
@@ -3956,11 +3524,6 @@
         </w:rPr>
         <w:t xml:space="preserve">Bà </w:t>
       </w:r>
-    </w:p>
-    <w:p>
-      <w:pPr>
-        <w:jc w:val="center"/>
-      </w:pPr>
       <w:r>
         <w:rPr>
           <w:rFonts w:ascii="Times New Roman" w:hAnsi="Times New Roman" w:cs="Times New Roman"/>
@@ -3993,11 +3556,6 @@
         </w:rPr>
         <w:t xml:space="preserve">Ông </w:t>
       </w:r>
-    </w:p>
-    <w:p>
-      <w:pPr>
-        <w:jc w:val="center"/>
-      </w:pPr>
       <w:r>
         <w:rPr>
           <w:rFonts w:ascii="Times New Roman" w:hAnsi="Times New Roman" w:cs="Times New Roman"/>
@@ -4030,11 +3588,6 @@
         </w:rPr>
         <w:t xml:space="preserve">Ông </w:t>
       </w:r>
-    </w:p>
-    <w:p>
-      <w:pPr>
-        <w:jc w:val="center"/>
-      </w:pPr>
       <w:r>
         <w:rPr>
           <w:rFonts w:ascii="Times New Roman" w:hAnsi="Times New Roman" w:cs="Times New Roman"/>
@@ -4067,11 +3620,6 @@
         </w:rPr>
         <w:t xml:space="preserve">Ông </w:t>
       </w:r>
-    </w:p>
-    <w:p>
-      <w:pPr>
-        <w:jc w:val="center"/>
-      </w:pPr>
       <w:r>
         <w:rPr>
           <w:rFonts w:ascii="Times New Roman" w:hAnsi="Times New Roman" w:cs="Times New Roman"/>
@@ -4104,11 +3652,6 @@
         </w:rPr>
         <w:t xml:space="preserve">Bà </w:t>
       </w:r>
-    </w:p>
-    <w:p>
-      <w:pPr>
-        <w:jc w:val="center"/>
-      </w:pPr>
       <w:r>
         <w:rPr>
           <w:rFonts w:ascii="Times New Roman" w:hAnsi="Times New Roman" w:cs="Times New Roman"/>
@@ -4141,11 +3684,6 @@
         </w:rPr>
         <w:t xml:space="preserve">Bà </w:t>
       </w:r>
-    </w:p>
-    <w:p>
-      <w:pPr>
-        <w:jc w:val="center"/>
-      </w:pPr>
       <w:r>
         <w:rPr>
           <w:rFonts w:ascii="Times New Roman" w:hAnsi="Times New Roman" w:cs="Times New Roman"/>
@@ -4178,11 +3716,6 @@
         </w:rPr>
         <w:t xml:space="preserve">Bà </w:t>
       </w:r>
-    </w:p>
-    <w:p>
-      <w:pPr>
-        <w:jc w:val="center"/>
-      </w:pPr>
       <w:r>
         <w:rPr>
           <w:rFonts w:ascii="Times New Roman" w:hAnsi="Times New Roman" w:cs="Times New Roman"/>
@@ -4215,11 +3748,6 @@
         </w:rPr>
         <w:t xml:space="preserve">Bà </w:t>
       </w:r>
-    </w:p>
-    <w:p>
-      <w:pPr>
-        <w:jc w:val="center"/>
-      </w:pPr>
       <w:r>
         <w:rPr>
           <w:rFonts w:ascii="Times New Roman" w:hAnsi="Times New Roman" w:cs="Times New Roman"/>
@@ -4252,11 +3780,6 @@
         </w:rPr>
         <w:t xml:space="preserve">Bà </w:t>
       </w:r>
-    </w:p>
-    <w:p>
-      <w:pPr>
-        <w:jc w:val="center"/>
-      </w:pPr>
       <w:r>
         <w:rPr>
           <w:rFonts w:ascii="Times New Roman" w:hAnsi="Times New Roman" w:cs="Times New Roman"/>
@@ -4289,11 +3812,6 @@
         </w:rPr>
         <w:t xml:space="preserve">Bà </w:t>
       </w:r>
-    </w:p>
-    <w:p>
-      <w:pPr>
-        <w:jc w:val="center"/>
-      </w:pPr>
       <w:r>
         <w:rPr>
           <w:rFonts w:ascii="Times New Roman" w:hAnsi="Times New Roman" w:cs="Times New Roman"/>
@@ -4326,11 +3844,6 @@
         </w:rPr>
         <w:t xml:space="preserve">Bà </w:t>
       </w:r>
-    </w:p>
-    <w:p>
-      <w:pPr>
-        <w:jc w:val="center"/>
-      </w:pPr>
       <w:r>
         <w:rPr>
           <w:rFonts w:ascii="Times New Roman" w:hAnsi="Times New Roman" w:cs="Times New Roman"/>
@@ -4363,46 +3876,41 @@
         </w:rPr>
         <w:t xml:space="preserve">Bà </w:t>
       </w:r>
-    </w:p>
-    <w:p>
-      <w:pPr>
-        <w:jc w:val="center"/>
-      </w:pPr>
-      <w:r>
-        <w:rPr>
-          <w:rFonts w:ascii="Times New Roman" w:hAnsi="Times New Roman" w:cs="Times New Roman"/>
-          <w:sz w:val="26"/>
-          <w:szCs w:val="26"/>
-        </w:rPr>
-        <w:t xml:space="preserve"/>
-      </w:r>
-    </w:p>
-    <w:p>
-      <w:pPr>
-        <w:jc w:val="center"/>
-        <w:ind w:first-line="567"/>
+      <w:r>
+        <w:rPr>
+          <w:rFonts w:ascii="Times New Roman" w:hAnsi="Times New Roman" w:cs="Times New Roman"/>
+          <w:sz w:val="26"/>
+          <w:szCs w:val="26"/>
+        </w:rPr>
+        <w:t xml:space="preserve"/>
+      </w:r>
+    </w:p>
+    <w:p>
+      <w:pPr>
         <w:spacing w:before="240" w:after="120"/>
-      </w:pPr>
-      <w:r>
-        <w:rPr>
-          <w:rFonts w:ascii="Times New Roman" w:hAnsi="Times New Roman" w:cs="Times New Roman"/>
-          <w:sz w:val="26"/>
-          <w:szCs w:val="26"/>
+        <w:ind w:firstLine="567"/>
+        <w:jc w:val="center"/>
+      </w:pPr>
+      <w:r>
+        <w:rPr>
+          <w:rFonts w:ascii="Times New Roman" w:hAnsi="Times New Roman" w:cs="Times New Roman"/>
           <w:b/>
-        </w:rPr>
-        <w:t xml:space="preserve"/>
-      </w:r>
-    </w:p>
-    <w:p>
-      <w:pPr>
-        <w:jc w:val="both"/>
-      </w:pPr>
-      <w:r>
-        <w:rPr>
-          <w:rFonts w:ascii="Times New Roman" w:hAnsi="Times New Roman" w:cs="Times New Roman"/>
-          <w:sz w:val="26"/>
-          <w:szCs w:val="26"/>
+          <w:sz w:val="26"/>
+          <w:szCs w:val="26"/>
+        </w:rPr>
+        <w:t xml:space="preserve"/>
+      </w:r>
+    </w:p>
+    <w:p>
+      <w:pPr>
+        <w:jc w:val="both"/>
+      </w:pPr>
+      <w:r>
+        <w:rPr>
+          <w:rFonts w:ascii="Times New Roman" w:hAnsi="Times New Roman" w:cs="Times New Roman"/>
           <w:b/>
+          <w:sz w:val="26"/>
+          <w:szCs w:val="26"/>
         </w:rPr>
         <w:t xml:space="preserve"/>
       </w:r>
@@ -4417,9 +3925,6 @@
         </w:rPr>
         <w:t xml:space="preserve"/>
       </w:r>
-    </w:p>
-    <w:p>
-      <w:pPr/>
       <w:r>
         <w:rPr>
           <w:rFonts w:ascii="Times New Roman" w:hAnsi="Times New Roman" w:cs="Times New Roman"/>
@@ -4428,9 +3933,6 @@
         </w:rPr>
         <w:t xml:space="preserve"/>
       </w:r>
-    </w:p>
-    <w:p>
-      <w:pPr/>
       <w:r>
         <w:rPr>
           <w:rFonts w:ascii="Times New Roman" w:hAnsi="Times New Roman" w:cs="Times New Roman"/>
@@ -4439,9 +3941,6 @@
         </w:rPr>
         <w:t xml:space="preserve"/>
       </w:r>
-    </w:p>
-    <w:p>
-      <w:pPr/>
       <w:r>
         <w:rPr>
           <w:rFonts w:ascii="Times New Roman" w:hAnsi="Times New Roman" w:cs="Times New Roman"/>
@@ -4450,9 +3949,6 @@
         </w:rPr>
         <w:t xml:space="preserve"/>
       </w:r>
-    </w:p>
-    <w:p>
-      <w:pPr/>
       <w:r>
         <w:rPr>
           <w:rFonts w:ascii="Times New Roman" w:hAnsi="Times New Roman" w:cs="Times New Roman"/>
@@ -4461,9 +3957,6 @@
         </w:rPr>
         <w:t xml:space="preserve"/>
       </w:r>
-    </w:p>
-    <w:p>
-      <w:pPr/>
       <w:r>
         <w:rPr>
           <w:rFonts w:ascii="Times New Roman" w:hAnsi="Times New Roman" w:cs="Times New Roman"/>
@@ -4472,9 +3965,6 @@
         </w:rPr>
         <w:t xml:space="preserve"/>
       </w:r>
-    </w:p>
-    <w:p>
-      <w:pPr/>
       <w:r>
         <w:rPr>
           <w:rFonts w:ascii="Times New Roman" w:hAnsi="Times New Roman" w:cs="Times New Roman"/>
@@ -4483,9 +3973,6 @@
         </w:rPr>
         <w:t xml:space="preserve"/>
       </w:r>
-    </w:p>
-    <w:p>
-      <w:pPr/>
       <w:r>
         <w:rPr>
           <w:rFonts w:ascii="Times New Roman" w:hAnsi="Times New Roman" w:cs="Times New Roman"/>
@@ -4494,11 +3981,6 @@
         </w:rPr>
         <w:t xml:space="preserve"/>
       </w:r>
-    </w:p>
-    <w:p>
-      <w:pPr>
-        <w:jc w:val="center"/>
-      </w:pPr>
       <w:r>
         <w:rPr>
           <w:rFonts w:ascii="Times New Roman" w:hAnsi="Times New Roman" w:cs="Times New Roman"/>
@@ -4518,9 +4000,6 @@
         </w:rPr>
         <w:t xml:space="preserve"/>
       </w:r>
-    </w:p>
-    <w:p>
-      <w:pPr/>
       <w:r>
         <w:rPr>
           <w:rFonts w:ascii="Times New Roman" w:hAnsi="Times New Roman" w:cs="Times New Roman"/>
@@ -4529,11 +4008,6 @@
         </w:rPr>
         <w:t xml:space="preserve"/>
       </w:r>
-    </w:p>
-    <w:p>
-      <w:pPr>
-        <w:jc w:val="center"/>
-      </w:pPr>
       <w:r>
         <w:rPr>
           <w:rFonts w:ascii="Times New Roman" w:hAnsi="Times New Roman" w:cs="Times New Roman"/>
@@ -4553,9 +4027,6 @@
         </w:rPr>
         <w:t xml:space="preserve"/>
       </w:r>
-    </w:p>
-    <w:p>
-      <w:pPr/>
       <w:r>
         <w:rPr>
           <w:rFonts w:ascii="Times New Roman" w:hAnsi="Times New Roman" w:cs="Times New Roman"/>
@@ -4564,11 +4035,6 @@
         </w:rPr>
         <w:t xml:space="preserve"/>
       </w:r>
-    </w:p>
-    <w:p>
-      <w:pPr>
-        <w:jc w:val="center"/>
-      </w:pPr>
       <w:r>
         <w:rPr>
           <w:rFonts w:ascii="Times New Roman" w:hAnsi="Times New Roman" w:cs="Times New Roman"/>
@@ -4588,9 +4054,6 @@
         </w:rPr>
         <w:t xml:space="preserve"/>
       </w:r>
-    </w:p>
-    <w:p>
-      <w:pPr/>
       <w:r>
         <w:rPr>
           <w:rFonts w:ascii="Times New Roman" w:hAnsi="Times New Roman" w:cs="Times New Roman"/>
@@ -4599,9 +4062,6 @@
         </w:rPr>
         <w:t xml:space="preserve"/>
       </w:r>
-    </w:p>
-    <w:p>
-      <w:pPr/>
       <w:r>
         <w:rPr>
           <w:rFonts w:ascii="Times New Roman" w:hAnsi="Times New Roman" w:cs="Times New Roman"/>
@@ -4610,17 +4070,12 @@
         </w:rPr>
         <w:t xml:space="preserve"/>
       </w:r>
-    </w:p>
-    <w:p>
-      <w:pPr>
-        <w:jc w:val="both"/>
-      </w:pPr>
-      <w:r>
-        <w:rPr>
-          <w:rFonts w:ascii="Times New Roman" w:hAnsi="Times New Roman" w:cs="Times New Roman"/>
-          <w:sz w:val="26"/>
-          <w:szCs w:val="26"/>
+      <w:r>
+        <w:rPr>
+          <w:rFonts w:ascii="Times New Roman" w:hAnsi="Times New Roman" w:cs="Times New Roman"/>
           <w:b/>
+          <w:sz w:val="26"/>
+          <w:szCs w:val="26"/>
         </w:rPr>
         <w:t xml:space="preserve"/>
       </w:r>

--- a/skills/phong-vattu/assets/bb-hop-tcg-xay-hscg.docx
+++ b/skills/phong-vattu/assets/bb-hop-tcg-xay-hscg.docx
@@ -1,5 +1,41 @@
 
-<file path=word/document.xml><?xml version="1.0" encoding="utf-8"?>
+<file path=./[Content_Types].xml><?xml version="1.0" encoding="utf-8"?>
+<Types xmlns="http://schemas.openxmlformats.org/package/2006/content-types">
+  <Default Extension="rels" ContentType="application/vnd.openxmlformats-package.relationships+xml"/>
+  <Default Extension="xml" ContentType="application/xml"/>
+  <Override PartName="/word/document.xml" ContentType="application/vnd.openxmlformats-officedocument.wordprocessingml.document.main+xml"/>
+  <Override PartName="/word/theme/theme1.xml" ContentType="application/vnd.openxmlformats-officedocument.theme+xml"/>
+  <Override PartName="/docProps/core.xml" ContentType="application/vnd.openxmlformats-package.core-properties+xml"/>
+  <Override PartName="/docProps/app.xml" ContentType="application/vnd.openxmlformats-officedocument.extended-properties+xml"/>
+</Types>
+</file>
+
+<file path=./docProps/app.xml><?xml version="1.0" encoding="utf-8"?>
+<Properties xmlns="http://schemas.openxmlformats.org/officeDocument/2006/extended-properties" xmlns:vt="http://schemas.openxmlformats.org/officeDocument/2006/docPropsVTypes">
+  <Company>&lt;egyptian hak&gt;</Company>
+</Properties>
+</file>
+
+<file path=./docProps/core.xml><?xml version="1.0" encoding="utf-8"?>
+<cp:coreProperties xmlns:cp="http://schemas.openxmlformats.org/package/2006/metadata/core-properties" xmlns:dc="http://purl.org/dc/elements/1.1/" xmlns:dcterms="http://purl.org/dc/terms/" xmlns:dcmitype="http://purl.org/dc/dcmitype/" xmlns:xsi="http://www.w3.org/2001/XMLSchema-instance">
+  <dc:title/>
+  <dc:subject/>
+  <dc:creator>Vinaghost.Com</dc:creator>
+  <cp:keywords/>
+  <dc:description/>
+  <cp:lastModifiedBy>MY</cp:lastModifiedBy>
+  <dcterms:created>2021-04-24T17:36:00Z</dcterms:created>
+  <dcterms:modified>2021-04-24T17:36:00Z</dcterms:modified>
+</cp:coreProperties>
+</file>
+
+<file path=./docProps/meta.xml><?xml version="1.0" encoding="utf-8"?>
+<meta xmlns="http://schemas.apple.com/cocoa/2006/metadata">
+  <generator>CocoaOOXMLWriter/2757.5</generator>
+</meta>
+</file>
+
+<file path=./word/document.xml><?xml version="1.0" encoding="utf-8"?>
 <w:document xmlns:w="http://schemas.openxmlformats.org/wordprocessingml/2006/main">
   <w:body>
     <w:p>
@@ -4088,7 +4124,7 @@
 </w:document>
 </file>
 
-<file path=word/theme/theme1.xml><?xml version="1.0" encoding="utf-8"?>
+<file path=./word/theme/theme1.xml><?xml version="1.0" encoding="utf-8"?>
 <a:theme xmlns:a="http://schemas.openxmlformats.org/drawingml/2006/main" name="Default Theme">
   <a:themeElements>
     <a:clrScheme name="Default">
